--- a/doc/论文/沈阳音乐节管理系统_本科毕业论文--交付.docx
+++ b/doc/论文/沈阳音乐节管理系统_本科毕业论文--交付.docx
@@ -346,6 +346,7 @@
         </w:tabs>
         <w:spacing w:line="300" w:lineRule="auto"/>
         <w:ind w:firstLine="1134" w:firstLineChars="353"/>
+        <w:jc w:val="center"/>
         <w:rPr>
           <w:rFonts w:hint="eastAsia" w:eastAsia="黑体" w:cs="黑体"/>
           <w:b/>
@@ -376,6 +377,7 @@
         </w:tabs>
         <w:spacing w:line="300" w:lineRule="auto"/>
         <w:ind w:firstLine="1134" w:firstLineChars="353"/>
+        <w:jc w:val="center"/>
         <w:rPr>
           <w:rFonts w:hint="eastAsia" w:eastAsia="黑体" w:cs="黑体"/>
           <w:b/>
@@ -406,6 +408,7 @@
         </w:tabs>
         <w:spacing w:line="300" w:lineRule="auto"/>
         <w:ind w:firstLine="1134" w:firstLineChars="353"/>
+        <w:jc w:val="center"/>
         <w:rPr>
           <w:rFonts w:hint="eastAsia" w:eastAsia="黑体" w:cs="黑体"/>
           <w:b/>
@@ -435,6 +438,7 @@
         </w:tabs>
         <w:spacing w:line="300" w:lineRule="auto"/>
         <w:ind w:firstLine="1134" w:firstLineChars="353"/>
+        <w:jc w:val="center"/>
         <w:rPr>
           <w:rFonts w:hint="eastAsia" w:eastAsia="黑体" w:cs="黑体"/>
           <w:b/>
@@ -463,6 +467,7 @@
         </w:tabs>
         <w:spacing w:line="300" w:lineRule="auto"/>
         <w:ind w:firstLine="1134" w:firstLineChars="353"/>
+        <w:jc w:val="center"/>
         <w:rPr>
           <w:rFonts w:hint="eastAsia" w:eastAsia="黑体" w:cs="黑体"/>
           <w:b/>
@@ -3397,59 +3402,65 @@
       <w:pPr>
         <w:ind w:firstLine="480"/>
         <w:rPr>
+          <w:rFonts w:hint="eastAsia" w:eastAsia="宋体"/>
+          <w:lang w:eastAsia="zh-CN"/>
+        </w:rPr>
+      </w:pPr>
+      <w:r>
+        <w:t>近几年，音乐节作为融合音乐演出、青年社交、城市文旅与消费体验的重要活动形式，在国内持续升温。与传统剧场演出相比，音乐节具有场地开放、参与人数多、票种结构复杂、活动时段集中、配套消费场景丰富等特点。特别是在沈阳这类兼具工业文化底蕴与新型文旅消费潜力的城市，音乐节已不再只是单纯的演出活动，而是集票务交易、资讯传播、品牌推广、周边销售、城市打卡与线上互动于一体的复合型文化事件</w:t>
+      </w:r>
+      <w:r>
+        <w:rPr>
+          <w:rFonts w:hint="eastAsia"/>
+        </w:rPr>
+        <w:fldChar w:fldCharType="begin"/>
+      </w:r>
+      <w:r>
+        <w:rPr>
+          <w:rFonts w:hint="eastAsia"/>
+        </w:rPr>
+        <w:instrText xml:space="preserve"> </w:instrText>
+      </w:r>
+      <w:r>
+        <w:instrText xml:space="preserve">REF _Ref224161312 \r \h</w:instrText>
+      </w:r>
+      <w:r>
+        <w:rPr>
+          <w:rFonts w:hint="eastAsia"/>
+        </w:rPr>
+        <w:instrText xml:space="preserve"> </w:instrText>
+      </w:r>
+      <w:r>
+        <w:rPr>
+          <w:rFonts w:hint="eastAsia"/>
+        </w:rPr>
+        <w:fldChar w:fldCharType="separate"/>
+      </w:r>
+      <w:r>
+        <w:rPr>
+          <w:rFonts w:hint="eastAsia"/>
+          <w:vertAlign w:val="superscript"/>
+        </w:rPr>
+        <w:t>[1]</w:t>
+      </w:r>
+      <w:r>
+        <w:rPr>
+          <w:rFonts w:hint="eastAsia"/>
+        </w:rPr>
+        <w:fldChar w:fldCharType="end"/>
+      </w:r>
+      <w:r>
+        <w:t>。</w:t>
+      </w:r>
+    </w:p>
+    <w:p>
+      <w:pPr>
+        <w:ind w:firstLine="480"/>
+        <w:rPr>
           <w:rFonts w:hint="eastAsia"/>
           <w:lang w:eastAsia="zh-CN"/>
         </w:rPr>
       </w:pPr>
-      <w:r>
-        <w:t>近几年，音乐节作为融合音乐演出、青年社交、城市文旅与消费体验的重要活动形式，在国内持续升温。与传统剧场演出相比，音乐节具有场地开放、参与人数多、票种结构复杂、活动时段集中、配套消费场景丰富等特点。特别是在沈阳这类兼具工业文化底蕴与新型文旅消费潜力的城市，音乐节已不再只是单纯的演出活动，而是集票务交易、资讯传播、品牌推广、周边销售、城市打卡与线上互动于一体的复合型文化事件</w:t>
-      </w:r>
-      <w:r>
-        <w:rPr>
-          <w:rFonts w:hint="eastAsia"/>
-        </w:rPr>
-        <w:fldChar w:fldCharType="begin"/>
-      </w:r>
-      <w:r>
-        <w:rPr>
-          <w:rFonts w:hint="eastAsia"/>
-        </w:rPr>
-        <w:instrText xml:space="preserve"> </w:instrText>
-      </w:r>
-      <w:r>
-        <w:instrText xml:space="preserve">REF _Ref224161312 \r \h</w:instrText>
-      </w:r>
-      <w:r>
-        <w:rPr>
-          <w:rFonts w:hint="eastAsia"/>
-        </w:rPr>
-        <w:instrText xml:space="preserve"> </w:instrText>
-      </w:r>
-      <w:r>
-        <w:rPr>
-          <w:rFonts w:hint="eastAsia"/>
-        </w:rPr>
-        <w:fldChar w:fldCharType="separate"/>
-      </w:r>
-      <w:r>
-        <w:rPr>
-          <w:rFonts w:hint="eastAsia"/>
-          <w:vertAlign w:val="superscript"/>
-        </w:rPr>
-        <w:t>[1]</w:t>
-      </w:r>
-      <w:r>
-        <w:rPr>
-          <w:rFonts w:hint="eastAsia"/>
-        </w:rPr>
-        <w:fldChar w:fldCharType="end"/>
-      </w:r>
-      <w:r>
-        <w:t>。</w:t>
-      </w:r>
-      <w:r>
-        <w:br w:type="textWrapping"/>
-      </w:r>
       <w:r>
         <w:t>然而，从实际运营情况来看，许多区域性音乐节仍存在管理流程分散、系统支撑能力不足等问题。一方面，用户在购票、查阅演出信息、管理订单、参与互动及兑换福利时，常常需要在多个平台之间切换，体验不连续；另一方面，主办方在管理票务场次、分区库存、用户订单、资讯内容和活动数据时，也面临后台功能不统一、统计口径不一致和协同效率偏低等问题。尤其是在演出高峰期，如果缺少稳定的信息系统支持，容易出现超卖、重复购票、订单异常、评论监管滞后等风险。在此背景下，设计并实现一个面向区域性音乐节场景的综合管理系统，具有明显的现实意义。该系统应当既能覆盖用户侧的浏览、购票、支付、互动、兑换等核心链路，又能满足后台运营对票务、资讯、用户、订单和积分的精细化管理需求。</w:t>
       </w:r>
@@ -3532,7 +3543,8 @@
       <w:pPr>
         <w:ind w:firstLine="480"/>
         <w:rPr>
-          <w:rFonts w:hint="eastAsia"/>
+          <w:rFonts w:hint="eastAsia" w:eastAsia="宋体"/>
+          <w:lang w:eastAsia="zh-CN"/>
         </w:rPr>
       </w:pPr>
       <w:r>
@@ -3624,9 +3636,14 @@
       <w:r>
         <w:t>。</w:t>
       </w:r>
-      <w:r>
-        <w:br w:type="textWrapping"/>
-      </w:r>
+    </w:p>
+    <w:p>
+      <w:pPr>
+        <w:ind w:firstLine="480"/>
+        <w:rPr>
+          <w:rFonts w:hint="eastAsia"/>
+        </w:rPr>
+      </w:pPr>
       <w:r>
         <w:t>但针对单一城市、特定音乐节主题和本地化服务诉求的综合平台研究相对有限。现有通用平台虽然功能完善，但更多侧重票务交易本身，对本地资讯整合、打卡激励、积分商城及围绕城市文化特色的互动设计支持不足</w:t>
       </w:r>
@@ -4171,12 +4188,7 @@
         <w:fldChar w:fldCharType="end"/>
       </w:r>
       <w:r>
-        <w:t>。若后续投入实际运营，也可基于现有方案逐步扩展服务器、缓存和对象存储等基础设施，初</w:t>
-      </w:r>
-      <w:bookmarkStart w:id="39" w:name="_GoBack"/>
-      <w:bookmarkEnd w:id="39"/>
-      <w:r>
-        <w:t>期成本可控。</w:t>
+        <w:t>。若后续投入实际运营，也可基于现有方案逐步扩展服务器、缓存和对象存储等基础设施，初期成本可控。</w:t>
       </w:r>
     </w:p>
     <w:p>
@@ -5690,15 +5702,21 @@
       <w:pPr>
         <w:ind w:firstLine="480"/>
         <w:rPr>
+          <w:rFonts w:hint="eastAsia" w:eastAsia="宋体"/>
+          <w:lang w:eastAsia="zh-CN"/>
+        </w:rPr>
+      </w:pPr>
+      <w:r>
+        <w:t>结合用户功能与管理员功能，系统整体可划分为两个子系统和若干业务模块。</w:t>
+      </w:r>
+    </w:p>
+    <w:p>
+      <w:pPr>
+        <w:ind w:firstLine="480"/>
+        <w:rPr>
           <w:rFonts w:hint="eastAsia"/>
         </w:rPr>
       </w:pPr>
-      <w:r>
-        <w:t>结合用户功能与管理员功能，系统整体可划分为两个子系统和若干业务模块。</w:t>
-      </w:r>
-      <w:r>
-        <w:br w:type="textWrapping"/>
-      </w:r>
       <w:r>
         <w:t>用户端主要包括：（1）账号模块。完成注册、登录、个人信息维护、实名信息补充与退出登录。（2）资讯模块。提供文章列表、文章详情、评论、点赞、收藏与浏览量展示。（3）票务模块。提供音乐节列表、场次选择、票区选择、库存查看、购票提交和电子票查看。（4）购物车与订单模块。完成商品加入购物车、金额结算、订单生成、支付状态查询和物流信息查看。（5）积分模块。展示当前积分、积分流水、可兑换商品和兑换记录。（6）互动模块。提供打卡任务查看、照片上传、评论互动与个人行为留痕。</w:t>
       </w:r>
@@ -5738,10 +5756,89 @@
         <w:ind w:firstLine="480"/>
         <w:rPr>
           <w:rFonts w:hint="eastAsia"/>
+          <w:lang w:val="en-US" w:eastAsia="zh-CN"/>
         </w:rPr>
       </w:pPr>
       <w:r>
         <w:t>数据库采用关系型设计思路，以用户为业务中心，将票务、订单、资讯、互动和积分等实体进行关联。数据库脚本共包含22张表，能够较完整地支撑系统需求。设计中广泛使用主键、外键、唯一索引和时间戳字段，体现出规范化和可追踪性要求。</w:t>
+      </w:r>
+      <w:r>
+        <w:rPr>
+          <w:rFonts w:hint="eastAsia"/>
+          <w:lang w:val="en-US" w:eastAsia="zh-CN"/>
+        </w:rPr>
+        <w:t>如图3-1所示ER图</w:t>
+      </w:r>
+      <w:bookmarkStart w:id="39" w:name="_GoBack"/>
+      <w:bookmarkEnd w:id="39"/>
+    </w:p>
+    <w:p>
+      <w:pPr>
+        <w:ind w:firstLine="480"/>
+        <w:jc w:val="center"/>
+        <w:rPr>
+          <w:rFonts w:hint="default"/>
+          <w:lang w:val="en-US" w:eastAsia="zh-CN"/>
+        </w:rPr>
+      </w:pPr>
+      <w:r>
+        <w:rPr>
+          <w:rFonts w:hint="eastAsia"/>
+          <w:lang w:val="en-US" w:eastAsia="zh-CN"/>
+        </w:rPr>
+        <w:t>图3-1 数据库ER图</w:t>
+      </w:r>
+    </w:p>
+    <w:p>
+      <w:pPr>
+        <w:ind w:left="0" w:leftChars="0" w:firstLine="0" w:firstLineChars="0"/>
+        <w:rPr>
+          <w:rFonts w:hint="default"/>
+          <w:lang w:val="en-US" w:eastAsia="zh-CN"/>
+        </w:rPr>
+      </w:pPr>
+      <w:r>
+        <w:rPr>
+          <w:rFonts w:hint="default"/>
+          <w:lang w:val="en-US" w:eastAsia="zh-CN"/>
+        </w:rPr>
+        <w:drawing>
+          <wp:inline distT="0" distB="0" distL="114300" distR="114300">
+            <wp:extent cx="5788025" cy="2886075"/>
+            <wp:effectExtent l="0" t="0" r="3175" b="9525"/>
+            <wp:docPr id="19" name="图片 19" descr="shenyang_music_festival_er.drawio"/>
+            <wp:cNvGraphicFramePr>
+              <a:graphicFrameLocks xmlns:a="http://schemas.openxmlformats.org/drawingml/2006/main" noChangeAspect="1"/>
+            </wp:cNvGraphicFramePr>
+            <a:graphic xmlns:a="http://schemas.openxmlformats.org/drawingml/2006/main">
+              <a:graphicData uri="http://schemas.openxmlformats.org/drawingml/2006/picture">
+                <pic:pic xmlns:pic="http://schemas.openxmlformats.org/drawingml/2006/picture">
+                  <pic:nvPicPr>
+                    <pic:cNvPr id="19" name="图片 19" descr="shenyang_music_festival_er.drawio"/>
+                    <pic:cNvPicPr>
+                      <a:picLocks noChangeAspect="1"/>
+                    </pic:cNvPicPr>
+                  </pic:nvPicPr>
+                  <pic:blipFill>
+                    <a:blip r:embed="rId25"/>
+                    <a:stretch>
+                      <a:fillRect/>
+                    </a:stretch>
+                  </pic:blipFill>
+                  <pic:spPr>
+                    <a:xfrm>
+                      <a:off x="0" y="0"/>
+                      <a:ext cx="5788025" cy="2886075"/>
+                    </a:xfrm>
+                    <a:prstGeom prst="rect">
+                      <a:avLst/>
+                    </a:prstGeom>
+                  </pic:spPr>
+                </pic:pic>
+              </a:graphicData>
+            </a:graphic>
+          </wp:inline>
+        </w:drawing>
       </w:r>
     </w:p>
     <w:p>
@@ -5772,9 +5869,6 @@
           <w:lang w:eastAsia="zh-CN"/>
         </w:rPr>
       </w:pPr>
-      <w:r>
-        <w:br w:type="textWrapping"/>
-      </w:r>
       <w:r>
         <w:t>3.5.3</w:t>
       </w:r>
@@ -7578,14 +7672,6 @@
         <w:gridCol w:w="794"/>
       </w:tblGrid>
       <w:tr>
-        <w:tblPrEx>
-          <w:tblCellMar>
-            <w:top w:w="0" w:type="dxa"/>
-            <w:left w:w="108" w:type="dxa"/>
-            <w:bottom w:w="0" w:type="dxa"/>
-            <w:right w:w="108" w:type="dxa"/>
-          </w:tblCellMar>
-        </w:tblPrEx>
         <w:trPr>
           <w:jc w:val="center"/>
         </w:trPr>
@@ -42174,131 +42260,6 @@
                     </pic:cNvPicPr>
                   </pic:nvPicPr>
                   <pic:blipFill>
-                    <a:blip r:embed="rId25"/>
-                    <a:stretch>
-                      <a:fillRect/>
-                    </a:stretch>
-                  </pic:blipFill>
-                  <pic:spPr>
-                    <a:xfrm>
-                      <a:off x="0" y="0"/>
-                      <a:ext cx="5688000" cy="3412800"/>
-                    </a:xfrm>
-                    <a:prstGeom prst="rect">
-                      <a:avLst/>
-                    </a:prstGeom>
-                  </pic:spPr>
-                </pic:pic>
-              </a:graphicData>
-            </a:graphic>
-          </wp:inline>
-        </w:drawing>
-      </w:r>
-    </w:p>
-    <w:p>
-      <w:pPr>
-        <w:ind w:firstLine="0" w:firstLineChars="0"/>
-        <w:jc w:val="center"/>
-        <w:rPr>
-          <w:rFonts w:hint="eastAsia"/>
-          <w:lang w:eastAsia="zh-CN"/>
-        </w:rPr>
-      </w:pPr>
-      <w:r>
-        <w:rPr>
-          <w:lang w:eastAsia="zh-CN"/>
-        </w:rPr>
-        <w:t>图</w:t>
-      </w:r>
-      <w:r>
-        <w:rPr>
-          <w:rFonts w:hint="eastAsia"/>
-          <w:lang w:eastAsia="zh-CN"/>
-        </w:rPr>
-        <w:t>3-</w:t>
-      </w:r>
-      <w:r>
-        <w:rPr>
-          <w:lang w:eastAsia="zh-CN"/>
-        </w:rPr>
-        <w:t>1用户实体属性图</w:t>
-      </w:r>
-    </w:p>
-    <w:p>
-      <w:pPr>
-        <w:ind w:firstLine="0" w:firstLineChars="0"/>
-        <w:rPr>
-          <w:rFonts w:hint="eastAsia"/>
-          <w:lang w:eastAsia="zh-CN"/>
-        </w:rPr>
-      </w:pPr>
-      <w:r>
-        <w:rPr>
-          <w:lang w:eastAsia="zh-CN"/>
-        </w:rPr>
-        <w:br w:type="page"/>
-      </w:r>
-    </w:p>
-    <w:p>
-      <w:pPr>
-        <w:ind w:firstLine="0" w:firstLineChars="0"/>
-        <w:rPr>
-          <w:rFonts w:hint="eastAsia"/>
-          <w:lang w:eastAsia="zh-CN"/>
-        </w:rPr>
-      </w:pPr>
-      <w:r>
-        <w:rPr>
-          <w:lang w:eastAsia="zh-CN"/>
-        </w:rPr>
-        <w:t>2.音乐节实体属性图</w:t>
-      </w:r>
-    </w:p>
-    <w:p>
-      <w:pPr>
-        <w:ind w:firstLine="480"/>
-        <w:rPr>
-          <w:rFonts w:hint="eastAsia"/>
-          <w:lang w:eastAsia="zh-CN"/>
-        </w:rPr>
-      </w:pPr>
-      <w:r>
-        <w:rPr>
-          <w:lang w:eastAsia="zh-CN"/>
-        </w:rPr>
-        <w:t>音乐节实体主要用于记录平台所管理的音乐节活动基础信息，包括活动名称、举办地点、开始结束时间、活动介绍和封面图片等内容。该实体是票务管理、演出日程、交通天气展示以及资讯内容组织的重要中心对象，能够为系统实现活动展示、信息检索与前后台运营管理提供统一的数据基础。</w:t>
-      </w:r>
-    </w:p>
-    <w:p>
-      <w:pPr>
-        <w:ind w:firstLine="0" w:firstLineChars="0"/>
-        <w:rPr>
-          <w:rFonts w:hint="eastAsia"/>
-          <w:lang w:eastAsia="zh-CN"/>
-        </w:rPr>
-      </w:pPr>
-      <w:r>
-        <w:rPr>
-          <w:lang w:eastAsia="zh-CN"/>
-        </w:rPr>
-        <w:drawing>
-          <wp:inline distT="0" distB="0" distL="114300" distR="114300">
-            <wp:extent cx="5687695" cy="3412490"/>
-            <wp:effectExtent l="0" t="0" r="12065" b="1270"/>
-            <wp:docPr id="30" name="Picture 2"/>
-            <wp:cNvGraphicFramePr>
-              <a:graphicFrameLocks xmlns:a="http://schemas.openxmlformats.org/drawingml/2006/main" noChangeAspect="1"/>
-            </wp:cNvGraphicFramePr>
-            <a:graphic xmlns:a="http://schemas.openxmlformats.org/drawingml/2006/main">
-              <a:graphicData uri="http://schemas.openxmlformats.org/drawingml/2006/picture">
-                <pic:pic xmlns:pic="http://schemas.openxmlformats.org/drawingml/2006/picture">
-                  <pic:nvPicPr>
-                    <pic:cNvPr id="30" name="Picture 2"/>
-                    <pic:cNvPicPr>
-                      <a:picLocks noChangeAspect="1"/>
-                    </pic:cNvPicPr>
-                  </pic:nvPicPr>
-                  <pic:blipFill>
                     <a:blip r:embed="rId26"/>
                     <a:stretch>
                       <a:fillRect/>
@@ -42346,7 +42307,7 @@
         <w:rPr>
           <w:lang w:eastAsia="zh-CN"/>
         </w:rPr>
-        <w:t>2音乐节实体属性图</w:t>
+        <w:t>1用户实体属性图</w:t>
       </w:r>
     </w:p>
     <w:p>
@@ -42376,7 +42337,7 @@
         <w:rPr>
           <w:lang w:eastAsia="zh-CN"/>
         </w:rPr>
-        <w:t>3.艺人实体属性图</w:t>
+        <w:t>2.音乐节实体属性图</w:t>
       </w:r>
     </w:p>
     <w:p>
@@ -42391,7 +42352,7 @@
         <w:rPr>
           <w:lang w:eastAsia="zh-CN"/>
         </w:rPr>
-        <w:t>艺人实体主要用于保存参与音乐节活动的演出嘉宾信息，包括艺人名称、简介、展示图片以及是否为本土乐队等内容。该实体不仅服务于前台艺人展示和音乐节宣传，也与演出日程等业务存在密切联系，为平台构建完整的演出阵容展示、资讯推荐和本土文化传播功能提供关键数据支撑。</w:t>
+        <w:t>音乐节实体主要用于记录平台所管理的音乐节活动基础信息，包括活动名称、举办地点、开始结束时间、活动介绍和封面图片等内容。该实体是票务管理、演出日程、交通天气展示以及资讯内容组织的重要中心对象，能够为系统实现活动展示、信息检索与前后台运营管理提供统一的数据基础。</w:t>
       </w:r>
     </w:p>
     <w:p>
@@ -42410,7 +42371,7 @@
           <wp:inline distT="0" distB="0" distL="114300" distR="114300">
             <wp:extent cx="5687695" cy="3412490"/>
             <wp:effectExtent l="0" t="0" r="12065" b="1270"/>
-            <wp:docPr id="31" name="Picture 3"/>
+            <wp:docPr id="30" name="Picture 2"/>
             <wp:cNvGraphicFramePr>
               <a:graphicFrameLocks xmlns:a="http://schemas.openxmlformats.org/drawingml/2006/main" noChangeAspect="1"/>
             </wp:cNvGraphicFramePr>
@@ -42418,7 +42379,7 @@
               <a:graphicData uri="http://schemas.openxmlformats.org/drawingml/2006/picture">
                 <pic:pic xmlns:pic="http://schemas.openxmlformats.org/drawingml/2006/picture">
                   <pic:nvPicPr>
-                    <pic:cNvPr id="31" name="Picture 3"/>
+                    <pic:cNvPr id="30" name="Picture 2"/>
                     <pic:cNvPicPr>
                       <a:picLocks noChangeAspect="1"/>
                     </pic:cNvPicPr>
@@ -42471,7 +42432,7 @@
         <w:rPr>
           <w:lang w:eastAsia="zh-CN"/>
         </w:rPr>
-        <w:t>3艺人实体属性图</w:t>
+        <w:t>2音乐节实体属性图</w:t>
       </w:r>
     </w:p>
     <w:p>
@@ -42501,7 +42462,7 @@
         <w:rPr>
           <w:lang w:eastAsia="zh-CN"/>
         </w:rPr>
-        <w:t>4.演出日程实体属性图</w:t>
+        <w:t>3.艺人实体属性图</w:t>
       </w:r>
     </w:p>
     <w:p>
@@ -42516,7 +42477,7 @@
         <w:rPr>
           <w:lang w:eastAsia="zh-CN"/>
         </w:rPr>
-        <w:t>演出日程实体用于记录音乐节期间各场演出的具体安排信息，通常包括所属音乐节、艺人、演出时间、舞台位置以及说明等内容。该实体是用户查看节目单、安排观演计划和平台进行演出编排管理的重要数据对象，同时也为票务吸引、资讯发布和现场服务提供准确的时间安排依据。</w:t>
+        <w:t>艺人实体主要用于保存参与音乐节活动的演出嘉宾信息，包括艺人名称、简介、展示图片以及是否为本土乐队等内容。该实体不仅服务于前台艺人展示和音乐节宣传，也与演出日程等业务存在密切联系，为平台构建完整的演出阵容展示、资讯推荐和本土文化传播功能提供关键数据支撑。</w:t>
       </w:r>
     </w:p>
     <w:p>
@@ -42535,7 +42496,7 @@
           <wp:inline distT="0" distB="0" distL="114300" distR="114300">
             <wp:extent cx="5687695" cy="3412490"/>
             <wp:effectExtent l="0" t="0" r="12065" b="1270"/>
-            <wp:docPr id="32" name="Picture 4"/>
+            <wp:docPr id="31" name="Picture 3"/>
             <wp:cNvGraphicFramePr>
               <a:graphicFrameLocks xmlns:a="http://schemas.openxmlformats.org/drawingml/2006/main" noChangeAspect="1"/>
             </wp:cNvGraphicFramePr>
@@ -42543,7 +42504,7 @@
               <a:graphicData uri="http://schemas.openxmlformats.org/drawingml/2006/picture">
                 <pic:pic xmlns:pic="http://schemas.openxmlformats.org/drawingml/2006/picture">
                   <pic:nvPicPr>
-                    <pic:cNvPr id="32" name="Picture 4"/>
+                    <pic:cNvPr id="31" name="Picture 3"/>
                     <pic:cNvPicPr>
                       <a:picLocks noChangeAspect="1"/>
                     </pic:cNvPicPr>
@@ -42596,7 +42557,7 @@
         <w:rPr>
           <w:lang w:eastAsia="zh-CN"/>
         </w:rPr>
-        <w:t>4演出日程实体属性图</w:t>
+        <w:t>3艺人实体属性图</w:t>
       </w:r>
     </w:p>
     <w:p>
@@ -42626,7 +42587,7 @@
         <w:rPr>
           <w:lang w:eastAsia="zh-CN"/>
         </w:rPr>
-        <w:t>5.票务场次实体属性图</w:t>
+        <w:t>4.演出日程实体属性图</w:t>
       </w:r>
     </w:p>
     <w:p>
@@ -42641,7 +42602,7 @@
         <w:rPr>
           <w:lang w:eastAsia="zh-CN"/>
         </w:rPr>
-        <w:t>票务场次实体主要用于描述音乐节售票中的具体场次信息，包括所属音乐节、场次名称、日期、开售状态和说明等内容。该实体是票务预订与库存控制的关键基础对象，能够将同一音乐节活动拆分为不同日期或不同场次，便于系统进行票种配置、订单生成和用户购票流程管理。</w:t>
+        <w:t>演出日程实体用于记录音乐节期间各场演出的具体安排信息，通常包括所属音乐节、艺人、演出时间、舞台位置以及说明等内容。该实体是用户查看节目单、安排观演计划和平台进行演出编排管理的重要数据对象，同时也为票务吸引、资讯发布和现场服务提供准确的时间安排依据。</w:t>
       </w:r>
     </w:p>
     <w:p>
@@ -42660,7 +42621,7 @@
           <wp:inline distT="0" distB="0" distL="114300" distR="114300">
             <wp:extent cx="5687695" cy="3412490"/>
             <wp:effectExtent l="0" t="0" r="12065" b="1270"/>
-            <wp:docPr id="33" name="Picture 5"/>
+            <wp:docPr id="32" name="Picture 4"/>
             <wp:cNvGraphicFramePr>
               <a:graphicFrameLocks xmlns:a="http://schemas.openxmlformats.org/drawingml/2006/main" noChangeAspect="1"/>
             </wp:cNvGraphicFramePr>
@@ -42668,7 +42629,7 @@
               <a:graphicData uri="http://schemas.openxmlformats.org/drawingml/2006/picture">
                 <pic:pic xmlns:pic="http://schemas.openxmlformats.org/drawingml/2006/picture">
                   <pic:nvPicPr>
-                    <pic:cNvPr id="33" name="Picture 5"/>
+                    <pic:cNvPr id="32" name="Picture 4"/>
                     <pic:cNvPicPr>
                       <a:picLocks noChangeAspect="1"/>
                     </pic:cNvPicPr>
@@ -42721,7 +42682,7 @@
         <w:rPr>
           <w:lang w:eastAsia="zh-CN"/>
         </w:rPr>
-        <w:t>5票务场次实体属性图</w:t>
+        <w:t>4演出日程实体属性图</w:t>
       </w:r>
     </w:p>
     <w:p>
@@ -42751,7 +42712,7 @@
         <w:rPr>
           <w:lang w:eastAsia="zh-CN"/>
         </w:rPr>
-        <w:t>6.票务分区实体属性图</w:t>
+        <w:t>5.票务场次实体属性图</w:t>
       </w:r>
     </w:p>
     <w:p>
@@ -42766,7 +42727,7 @@
         <w:rPr>
           <w:lang w:eastAsia="zh-CN"/>
         </w:rPr>
-        <w:t>票务分区实体主要用于记录音乐节门票对应的观演区域信息，包括所属场次、分区名称、价格、库存、已售数量和状态等内容。该实体直接服务于门票预订与库存管理业务，既支持前台用户进行分区选票和价格比较，也为后台进行余票控制、分区运营和票务统计提供重要数据基础。</w:t>
+        <w:t>票务场次实体主要用于描述音乐节售票中的具体场次信息，包括所属音乐节、场次名称、日期、开售状态和说明等内容。该实体是票务预订与库存控制的关键基础对象，能够将同一音乐节活动拆分为不同日期或不同场次，便于系统进行票种配置、订单生成和用户购票流程管理。</w:t>
       </w:r>
     </w:p>
     <w:p>
@@ -42785,7 +42746,7 @@
           <wp:inline distT="0" distB="0" distL="114300" distR="114300">
             <wp:extent cx="5687695" cy="3412490"/>
             <wp:effectExtent l="0" t="0" r="12065" b="1270"/>
-            <wp:docPr id="34" name="Picture 6"/>
+            <wp:docPr id="33" name="Picture 5"/>
             <wp:cNvGraphicFramePr>
               <a:graphicFrameLocks xmlns:a="http://schemas.openxmlformats.org/drawingml/2006/main" noChangeAspect="1"/>
             </wp:cNvGraphicFramePr>
@@ -42793,7 +42754,7 @@
               <a:graphicData uri="http://schemas.openxmlformats.org/drawingml/2006/picture">
                 <pic:pic xmlns:pic="http://schemas.openxmlformats.org/drawingml/2006/picture">
                   <pic:nvPicPr>
-                    <pic:cNvPr id="34" name="Picture 6"/>
+                    <pic:cNvPr id="33" name="Picture 5"/>
                     <pic:cNvPicPr>
                       <a:picLocks noChangeAspect="1"/>
                     </pic:cNvPicPr>
@@ -42846,7 +42807,7 @@
         <w:rPr>
           <w:lang w:eastAsia="zh-CN"/>
         </w:rPr>
-        <w:t>6票务分区实体属性图</w:t>
+        <w:t>5票务场次实体属性图</w:t>
       </w:r>
     </w:p>
     <w:p>
@@ -42876,7 +42837,7 @@
         <w:rPr>
           <w:lang w:eastAsia="zh-CN"/>
         </w:rPr>
-        <w:t>7.订单实体属性图</w:t>
+        <w:t>6.票务分区实体属性图</w:t>
       </w:r>
     </w:p>
     <w:p>
@@ -42891,7 +42852,7 @@
         <w:rPr>
           <w:lang w:eastAsia="zh-CN"/>
         </w:rPr>
-        <w:t>订单实体是系统交易流程中的核心业务对象，主要用于保存用户在票务预订或商品购买过程中生成的订单信息，包括订单编号、用户编号、订单金额、支付状态、收货信息及创建时间等内容。该实体贯穿下单、支付、发货与查询等关键环节，是系统实现交易闭环和订单管理的重要载体。</w:t>
+        <w:t>票务分区实体主要用于记录音乐节门票对应的观演区域信息，包括所属场次、分区名称、价格、库存、已售数量和状态等内容。该实体直接服务于门票预订与库存管理业务，既支持前台用户进行分区选票和价格比较，也为后台进行余票控制、分区运营和票务统计提供重要数据基础。</w:t>
       </w:r>
     </w:p>
     <w:p>
@@ -42910,7 +42871,7 @@
           <wp:inline distT="0" distB="0" distL="114300" distR="114300">
             <wp:extent cx="5687695" cy="3412490"/>
             <wp:effectExtent l="0" t="0" r="12065" b="1270"/>
-            <wp:docPr id="35" name="Picture 7"/>
+            <wp:docPr id="34" name="Picture 6"/>
             <wp:cNvGraphicFramePr>
               <a:graphicFrameLocks xmlns:a="http://schemas.openxmlformats.org/drawingml/2006/main" noChangeAspect="1"/>
             </wp:cNvGraphicFramePr>
@@ -42918,7 +42879,7 @@
               <a:graphicData uri="http://schemas.openxmlformats.org/drawingml/2006/picture">
                 <pic:pic xmlns:pic="http://schemas.openxmlformats.org/drawingml/2006/picture">
                   <pic:nvPicPr>
-                    <pic:cNvPr id="35" name="Picture 7"/>
+                    <pic:cNvPr id="34" name="Picture 6"/>
                     <pic:cNvPicPr>
                       <a:picLocks noChangeAspect="1"/>
                     </pic:cNvPicPr>
@@ -42971,7 +42932,7 @@
         <w:rPr>
           <w:lang w:eastAsia="zh-CN"/>
         </w:rPr>
-        <w:t>7订单实体属性图</w:t>
+        <w:t>6票务分区实体属性图</w:t>
       </w:r>
     </w:p>
     <w:p>
@@ -43001,28 +42962,27 @@
         <w:rPr>
           <w:lang w:eastAsia="zh-CN"/>
         </w:rPr>
-        <w:t>8.订单项实体属性图</w:t>
+        <w:t>7.订单实体属性图</w:t>
+      </w:r>
+    </w:p>
+    <w:p>
+      <w:pPr>
+        <w:ind w:firstLine="480"/>
+        <w:rPr>
+          <w:rFonts w:hint="eastAsia"/>
+          <w:lang w:eastAsia="zh-CN"/>
+        </w:rPr>
+      </w:pPr>
+      <w:r>
+        <w:rPr>
+          <w:lang w:eastAsia="zh-CN"/>
+        </w:rPr>
+        <w:t>订单实体是系统交易流程中的核心业务对象，主要用于保存用户在票务预订或商品购买过程中生成的订单信息，包括订单编号、用户编号、订单金额、支付状态、收货信息及创建时间等内容。该实体贯穿下单、支付、发货与查询等关键环节，是系统实现交易闭环和订单管理的重要载体。</w:t>
       </w:r>
     </w:p>
     <w:p>
       <w:pPr>
         <w:ind w:firstLine="0" w:firstLineChars="0"/>
-        <w:jc w:val="center"/>
-        <w:rPr>
-          <w:rFonts w:hint="eastAsia"/>
-          <w:lang w:eastAsia="zh-CN"/>
-        </w:rPr>
-      </w:pPr>
-      <w:r>
-        <w:rPr>
-          <w:lang w:eastAsia="zh-CN"/>
-        </w:rPr>
-        <w:t>订单项实体主要用于记录一笔订单中具体包含的商品或票务明细信息，包括订单编号、目标商品、数量、单价和小计金额等内容。该实体能够将订单主表与实际购买内容进行精确关联，便于系统完成订单详情展示、金额核算、售后查询和统计分析，是交易管理中的重要组成部分。</w:t>
-      </w:r>
-    </w:p>
-    <w:p>
-      <w:pPr>
-        <w:ind w:firstLine="0" w:firstLineChars="0"/>
         <w:rPr>
           <w:rFonts w:hint="eastAsia"/>
           <w:lang w:eastAsia="zh-CN"/>
@@ -43036,7 +42996,7 @@
           <wp:inline distT="0" distB="0" distL="114300" distR="114300">
             <wp:extent cx="5687695" cy="3412490"/>
             <wp:effectExtent l="0" t="0" r="12065" b="1270"/>
-            <wp:docPr id="36" name="Picture 8"/>
+            <wp:docPr id="35" name="Picture 7"/>
             <wp:cNvGraphicFramePr>
               <a:graphicFrameLocks xmlns:a="http://schemas.openxmlformats.org/drawingml/2006/main" noChangeAspect="1"/>
             </wp:cNvGraphicFramePr>
@@ -43044,7 +43004,7 @@
               <a:graphicData uri="http://schemas.openxmlformats.org/drawingml/2006/picture">
                 <pic:pic xmlns:pic="http://schemas.openxmlformats.org/drawingml/2006/picture">
                   <pic:nvPicPr>
-                    <pic:cNvPr id="36" name="Picture 8"/>
+                    <pic:cNvPr id="35" name="Picture 7"/>
                     <pic:cNvPicPr>
                       <a:picLocks noChangeAspect="1"/>
                     </pic:cNvPicPr>
@@ -43097,7 +43057,7 @@
         <w:rPr>
           <w:lang w:eastAsia="zh-CN"/>
         </w:rPr>
-        <w:t>8订单项实体属性图</w:t>
+        <w:t>7订单实体属性图</w:t>
       </w:r>
     </w:p>
     <w:p>
@@ -43127,12 +43087,13 @@
         <w:rPr>
           <w:lang w:eastAsia="zh-CN"/>
         </w:rPr>
-        <w:t>9.电子票实体属性图</w:t>
+        <w:t>8.订单项实体属性图</w:t>
       </w:r>
     </w:p>
     <w:p>
       <w:pPr>
         <w:ind w:firstLine="0" w:firstLineChars="0"/>
+        <w:jc w:val="center"/>
         <w:rPr>
           <w:rFonts w:hint="eastAsia"/>
           <w:lang w:eastAsia="zh-CN"/>
@@ -43142,7 +43103,7 @@
         <w:rPr>
           <w:lang w:eastAsia="zh-CN"/>
         </w:rPr>
-        <w:t>说明：电子票实体主要用于保存用户购票成功后生成的电子票信息，包括所属订单、票务场次、分区信息、核验码、使用状态和生成时间等内容。该实体是音乐节票务业务中的关键结果对象，既支撑用户在线查看和核验入场，也方便后台进行检票管理、票务统计和异常状态追踪。</w:t>
+        <w:t>订单项实体主要用于记录一笔订单中具体包含的商品或票务明细信息，包括订单编号、目标商品、数量、单价和小计金额等内容。该实体能够将订单主表与实际购买内容进行精确关联，便于系统完成订单详情展示、金额核算、售后查询和统计分析，是交易管理中的重要组成部分。</w:t>
       </w:r>
     </w:p>
     <w:p>
@@ -43161,7 +43122,7 @@
           <wp:inline distT="0" distB="0" distL="114300" distR="114300">
             <wp:extent cx="5687695" cy="3412490"/>
             <wp:effectExtent l="0" t="0" r="12065" b="1270"/>
-            <wp:docPr id="9" name="Picture 9"/>
+            <wp:docPr id="36" name="Picture 8"/>
             <wp:cNvGraphicFramePr>
               <a:graphicFrameLocks xmlns:a="http://schemas.openxmlformats.org/drawingml/2006/main" noChangeAspect="1"/>
             </wp:cNvGraphicFramePr>
@@ -43169,7 +43130,7 @@
               <a:graphicData uri="http://schemas.openxmlformats.org/drawingml/2006/picture">
                 <pic:pic xmlns:pic="http://schemas.openxmlformats.org/drawingml/2006/picture">
                   <pic:nvPicPr>
-                    <pic:cNvPr id="9" name="Picture 9"/>
+                    <pic:cNvPr id="36" name="Picture 8"/>
                     <pic:cNvPicPr>
                       <a:picLocks noChangeAspect="1"/>
                     </pic:cNvPicPr>
@@ -43222,7 +43183,7 @@
         <w:rPr>
           <w:lang w:eastAsia="zh-CN"/>
         </w:rPr>
-        <w:t>9电子票实体属性图</w:t>
+        <w:t>8订单项实体属性图</w:t>
       </w:r>
     </w:p>
     <w:p>
@@ -43252,7 +43213,7 @@
         <w:rPr>
           <w:lang w:eastAsia="zh-CN"/>
         </w:rPr>
-        <w:t>10.商品实体属性图</w:t>
+        <w:t>9.电子票实体属性图</w:t>
       </w:r>
     </w:p>
     <w:p>
@@ -43267,7 +43228,7 @@
         <w:rPr>
           <w:lang w:eastAsia="zh-CN"/>
         </w:rPr>
-        <w:t>说明：商品实体主要用于描述平台中售卖的音乐节周边商品信息，包括所属分类、商品名称、价格、库存、主图和商品介绍等内容。该实体服务于商品浏览、购物车、订单支付和后台库存维护等业务流程，是系统电商化功能模块的核心数据对象，也是平台拓展非票务收入的重要基础。</w:t>
+        <w:t>说明：电子票实体主要用于保存用户购票成功后生成的电子票信息，包括所属订单、票务场次、分区信息、核验码、使用状态和生成时间等内容。该实体是音乐节票务业务中的关键结果对象，既支撑用户在线查看和核验入场，也方便后台进行检票管理、票务统计和异常状态追踪。</w:t>
       </w:r>
     </w:p>
     <w:p>
@@ -43286,7 +43247,7 @@
           <wp:inline distT="0" distB="0" distL="114300" distR="114300">
             <wp:extent cx="5687695" cy="3412490"/>
             <wp:effectExtent l="0" t="0" r="12065" b="1270"/>
-            <wp:docPr id="10" name="Picture 10"/>
+            <wp:docPr id="9" name="Picture 9"/>
             <wp:cNvGraphicFramePr>
               <a:graphicFrameLocks xmlns:a="http://schemas.openxmlformats.org/drawingml/2006/main" noChangeAspect="1"/>
             </wp:cNvGraphicFramePr>
@@ -43294,7 +43255,7 @@
               <a:graphicData uri="http://schemas.openxmlformats.org/drawingml/2006/picture">
                 <pic:pic xmlns:pic="http://schemas.openxmlformats.org/drawingml/2006/picture">
                   <pic:nvPicPr>
-                    <pic:cNvPr id="10" name="Picture 10"/>
+                    <pic:cNvPr id="9" name="Picture 9"/>
                     <pic:cNvPicPr>
                       <a:picLocks noChangeAspect="1"/>
                     </pic:cNvPicPr>
@@ -43347,7 +43308,7 @@
         <w:rPr>
           <w:lang w:eastAsia="zh-CN"/>
         </w:rPr>
-        <w:t>10商品实体属性图</w:t>
+        <w:t>9电子票实体属性图</w:t>
       </w:r>
     </w:p>
     <w:p>
@@ -43377,22 +43338,7 @@
         <w:rPr>
           <w:lang w:eastAsia="zh-CN"/>
         </w:rPr>
-        <w:t>11.商品分类实体属性图</w:t>
-      </w:r>
-    </w:p>
-    <w:p>
-      <w:pPr>
-        <w:ind w:firstLine="480"/>
-        <w:rPr>
-          <w:rFonts w:hint="eastAsia"/>
-          <w:lang w:eastAsia="zh-CN"/>
-        </w:rPr>
-      </w:pPr>
-      <w:r>
-        <w:rPr>
-          <w:lang w:eastAsia="zh-CN"/>
-        </w:rPr>
-        <w:t>商品分类实体主要用于维护平台周边商品的分类体系，记录分类名称、排序信息及启用状态等内容。该实体虽结构相对简单，但在商品检索、导航展示、后台管理和前台用户浏览体验中具有重要作用，能够为系统建立清晰的商品组织层级并提升商品管理的规范性与可维护性。</w:t>
+        <w:t>10.商品实体属性图</w:t>
       </w:r>
     </w:p>
     <w:p>
@@ -43407,11 +43353,26 @@
         <w:rPr>
           <w:lang w:eastAsia="zh-CN"/>
         </w:rPr>
+        <w:t>说明：商品实体主要用于描述平台中售卖的音乐节周边商品信息，包括所属分类、商品名称、价格、库存、主图和商品介绍等内容。该实体服务于商品浏览、购物车、订单支付和后台库存维护等业务流程，是系统电商化功能模块的核心数据对象，也是平台拓展非票务收入的重要基础。</w:t>
+      </w:r>
+    </w:p>
+    <w:p>
+      <w:pPr>
+        <w:ind w:firstLine="0" w:firstLineChars="0"/>
+        <w:rPr>
+          <w:rFonts w:hint="eastAsia"/>
+          <w:lang w:eastAsia="zh-CN"/>
+        </w:rPr>
+      </w:pPr>
+      <w:r>
+        <w:rPr>
+          <w:lang w:eastAsia="zh-CN"/>
+        </w:rPr>
         <w:drawing>
           <wp:inline distT="0" distB="0" distL="114300" distR="114300">
             <wp:extent cx="5687695" cy="3412490"/>
             <wp:effectExtent l="0" t="0" r="12065" b="1270"/>
-            <wp:docPr id="11" name="Picture 11"/>
+            <wp:docPr id="10" name="Picture 10"/>
             <wp:cNvGraphicFramePr>
               <a:graphicFrameLocks xmlns:a="http://schemas.openxmlformats.org/drawingml/2006/main" noChangeAspect="1"/>
             </wp:cNvGraphicFramePr>
@@ -43419,7 +43380,7 @@
               <a:graphicData uri="http://schemas.openxmlformats.org/drawingml/2006/picture">
                 <pic:pic xmlns:pic="http://schemas.openxmlformats.org/drawingml/2006/picture">
                   <pic:nvPicPr>
-                    <pic:cNvPr id="11" name="Picture 11"/>
+                    <pic:cNvPr id="10" name="Picture 10"/>
                     <pic:cNvPicPr>
                       <a:picLocks noChangeAspect="1"/>
                     </pic:cNvPicPr>
@@ -43472,7 +43433,7 @@
         <w:rPr>
           <w:lang w:eastAsia="zh-CN"/>
         </w:rPr>
-        <w:t>11商品分类实体属性图</w:t>
+        <w:t>10商品实体属性图</w:t>
       </w:r>
     </w:p>
     <w:p>
@@ -43502,7 +43463,7 @@
         <w:rPr>
           <w:lang w:eastAsia="zh-CN"/>
         </w:rPr>
-        <w:t>12.资讯文章实体属性图</w:t>
+        <w:t>11.商品分类实体属性图</w:t>
       </w:r>
     </w:p>
     <w:p>
@@ -43517,7 +43478,7 @@
         <w:rPr>
           <w:lang w:eastAsia="zh-CN"/>
         </w:rPr>
-        <w:t>资讯文章实体主要用于保存音乐节相关资讯、攻略、新闻和美食推荐等内容，包括标题、正文、图片、作者、类型、浏览量和发布状态等信息。该实体是系统内容服务模块的重要主体，既承担宣传推广和信息传播作用，也为评论互动、内容运营和用户活跃度提升提供核心数据支持。</w:t>
+        <w:t>商品分类实体主要用于维护平台周边商品的分类体系，记录分类名称、排序信息及启用状态等内容。该实体虽结构相对简单，但在商品检索、导航展示、后台管理和前台用户浏览体验中具有重要作用，能够为系统建立清晰的商品组织层级并提升商品管理的规范性与可维护性。</w:t>
       </w:r>
     </w:p>
     <w:p>
@@ -43536,7 +43497,7 @@
           <wp:inline distT="0" distB="0" distL="114300" distR="114300">
             <wp:extent cx="5687695" cy="3412490"/>
             <wp:effectExtent l="0" t="0" r="12065" b="1270"/>
-            <wp:docPr id="12" name="Picture 12"/>
+            <wp:docPr id="11" name="Picture 11"/>
             <wp:cNvGraphicFramePr>
               <a:graphicFrameLocks xmlns:a="http://schemas.openxmlformats.org/drawingml/2006/main" noChangeAspect="1"/>
             </wp:cNvGraphicFramePr>
@@ -43544,7 +43505,7 @@
               <a:graphicData uri="http://schemas.openxmlformats.org/drawingml/2006/picture">
                 <pic:pic xmlns:pic="http://schemas.openxmlformats.org/drawingml/2006/picture">
                   <pic:nvPicPr>
-                    <pic:cNvPr id="12" name="Picture 12"/>
+                    <pic:cNvPr id="11" name="Picture 11"/>
                     <pic:cNvPicPr>
                       <a:picLocks noChangeAspect="1"/>
                     </pic:cNvPicPr>
@@ -43597,7 +43558,7 @@
         <w:rPr>
           <w:lang w:eastAsia="zh-CN"/>
         </w:rPr>
-        <w:t>12资讯文章实体属性图</w:t>
+        <w:t>11商品分类实体属性图</w:t>
       </w:r>
     </w:p>
     <w:p>
@@ -43627,28 +43588,27 @@
         <w:rPr>
           <w:lang w:eastAsia="zh-CN"/>
         </w:rPr>
-        <w:t>13.文章评论实体属性图</w:t>
+        <w:t>12.资讯文章实体属性图</w:t>
+      </w:r>
+    </w:p>
+    <w:p>
+      <w:pPr>
+        <w:ind w:firstLine="480"/>
+        <w:rPr>
+          <w:rFonts w:hint="eastAsia"/>
+          <w:lang w:eastAsia="zh-CN"/>
+        </w:rPr>
+      </w:pPr>
+      <w:r>
+        <w:rPr>
+          <w:lang w:eastAsia="zh-CN"/>
+        </w:rPr>
+        <w:t>资讯文章实体主要用于保存音乐节相关资讯、攻略、新闻和美食推荐等内容，包括标题、正文、图片、作者、类型、浏览量和发布状态等信息。该实体是系统内容服务模块的重要主体，既承担宣传推广和信息传播作用，也为评论互动、内容运营和用户活跃度提升提供核心数据支持。</w:t>
       </w:r>
     </w:p>
     <w:p>
       <w:pPr>
         <w:ind w:firstLine="0" w:firstLineChars="0"/>
-        <w:jc w:val="center"/>
-        <w:rPr>
-          <w:rFonts w:hint="eastAsia"/>
-          <w:lang w:eastAsia="zh-CN"/>
-        </w:rPr>
-      </w:pPr>
-      <w:r>
-        <w:rPr>
-          <w:lang w:eastAsia="zh-CN"/>
-        </w:rPr>
-        <w:t>文章评论实体主要用于记录用户在资讯文章下发表的评论信息，包括所属文章、评论用户、评论内容、点赞数和创建时间等字段。该实体是系统内容互动功能的重要组成部分，能够支持用户交流、文章热度提升和社区活跃度统计，同时也为后台内容审核与舆情管理提供基础数据来源。</w:t>
-      </w:r>
-    </w:p>
-    <w:p>
-      <w:pPr>
-        <w:ind w:firstLine="0" w:firstLineChars="0"/>
         <w:rPr>
           <w:rFonts w:hint="eastAsia"/>
           <w:lang w:eastAsia="zh-CN"/>
@@ -43662,7 +43622,7 @@
           <wp:inline distT="0" distB="0" distL="114300" distR="114300">
             <wp:extent cx="5687695" cy="3412490"/>
             <wp:effectExtent l="0" t="0" r="12065" b="1270"/>
-            <wp:docPr id="37" name="Picture 13"/>
+            <wp:docPr id="12" name="Picture 12"/>
             <wp:cNvGraphicFramePr>
               <a:graphicFrameLocks xmlns:a="http://schemas.openxmlformats.org/drawingml/2006/main" noChangeAspect="1"/>
             </wp:cNvGraphicFramePr>
@@ -43670,7 +43630,7 @@
               <a:graphicData uri="http://schemas.openxmlformats.org/drawingml/2006/picture">
                 <pic:pic xmlns:pic="http://schemas.openxmlformats.org/drawingml/2006/picture">
                   <pic:nvPicPr>
-                    <pic:cNvPr id="37" name="Picture 13"/>
+                    <pic:cNvPr id="12" name="Picture 12"/>
                     <pic:cNvPicPr>
                       <a:picLocks noChangeAspect="1"/>
                     </pic:cNvPicPr>
@@ -43723,7 +43683,7 @@
         <w:rPr>
           <w:lang w:eastAsia="zh-CN"/>
         </w:rPr>
-        <w:t>13文章评论实体属性图</w:t>
+        <w:t>12资讯文章实体属性图</w:t>
       </w:r>
     </w:p>
     <w:p>
@@ -43753,27 +43713,28 @@
         <w:rPr>
           <w:lang w:eastAsia="zh-CN"/>
         </w:rPr>
-        <w:t>14.积分商城商品实体属性图</w:t>
-      </w:r>
-    </w:p>
-    <w:p>
-      <w:pPr>
-        <w:ind w:firstLine="480"/>
-        <w:rPr>
-          <w:rFonts w:hint="eastAsia"/>
-          <w:lang w:eastAsia="zh-CN"/>
-        </w:rPr>
-      </w:pPr>
-      <w:r>
-        <w:rPr>
-          <w:lang w:eastAsia="zh-CN"/>
-        </w:rPr>
-        <w:t>说明：积分商城商品实体主要用于保存平台积分兑换模块中的礼品信息，包括商品名称、所需积分、库存数量、封面图片和商品说明等内容。该实体能够支撑用户积分兑换、库存控制和礼品展示等业务场景，并与用户积分账户、兑换订单等模块联动，是平台激励机制设计中的关键数据对象。</w:t>
+        <w:t>13.文章评论实体属性图</w:t>
       </w:r>
     </w:p>
     <w:p>
       <w:pPr>
         <w:ind w:firstLine="0" w:firstLineChars="0"/>
+        <w:jc w:val="center"/>
+        <w:rPr>
+          <w:rFonts w:hint="eastAsia"/>
+          <w:lang w:eastAsia="zh-CN"/>
+        </w:rPr>
+      </w:pPr>
+      <w:r>
+        <w:rPr>
+          <w:lang w:eastAsia="zh-CN"/>
+        </w:rPr>
+        <w:t>文章评论实体主要用于记录用户在资讯文章下发表的评论信息，包括所属文章、评论用户、评论内容、点赞数和创建时间等字段。该实体是系统内容互动功能的重要组成部分，能够支持用户交流、文章热度提升和社区活跃度统计，同时也为后台内容审核与舆情管理提供基础数据来源。</w:t>
+      </w:r>
+    </w:p>
+    <w:p>
+      <w:pPr>
+        <w:ind w:firstLine="0" w:firstLineChars="0"/>
         <w:rPr>
           <w:rFonts w:hint="eastAsia"/>
           <w:lang w:eastAsia="zh-CN"/>
@@ -43787,7 +43748,7 @@
           <wp:inline distT="0" distB="0" distL="114300" distR="114300">
             <wp:extent cx="5687695" cy="3412490"/>
             <wp:effectExtent l="0" t="0" r="12065" b="1270"/>
-            <wp:docPr id="38" name="Picture 14"/>
+            <wp:docPr id="37" name="Picture 13"/>
             <wp:cNvGraphicFramePr>
               <a:graphicFrameLocks xmlns:a="http://schemas.openxmlformats.org/drawingml/2006/main" noChangeAspect="1"/>
             </wp:cNvGraphicFramePr>
@@ -43795,7 +43756,7 @@
               <a:graphicData uri="http://schemas.openxmlformats.org/drawingml/2006/picture">
                 <pic:pic xmlns:pic="http://schemas.openxmlformats.org/drawingml/2006/picture">
                   <pic:nvPicPr>
-                    <pic:cNvPr id="38" name="Picture 14"/>
+                    <pic:cNvPr id="37" name="Picture 13"/>
                     <pic:cNvPicPr>
                       <a:picLocks noChangeAspect="1"/>
                     </pic:cNvPicPr>
@@ -43848,6 +43809,131 @@
         <w:rPr>
           <w:lang w:eastAsia="zh-CN"/>
         </w:rPr>
+        <w:t>13文章评论实体属性图</w:t>
+      </w:r>
+    </w:p>
+    <w:p>
+      <w:pPr>
+        <w:ind w:firstLine="0" w:firstLineChars="0"/>
+        <w:rPr>
+          <w:rFonts w:hint="eastAsia"/>
+          <w:lang w:eastAsia="zh-CN"/>
+        </w:rPr>
+      </w:pPr>
+      <w:r>
+        <w:rPr>
+          <w:lang w:eastAsia="zh-CN"/>
+        </w:rPr>
+        <w:br w:type="page"/>
+      </w:r>
+    </w:p>
+    <w:p>
+      <w:pPr>
+        <w:ind w:firstLine="0" w:firstLineChars="0"/>
+        <w:rPr>
+          <w:rFonts w:hint="eastAsia"/>
+          <w:lang w:eastAsia="zh-CN"/>
+        </w:rPr>
+      </w:pPr>
+      <w:r>
+        <w:rPr>
+          <w:lang w:eastAsia="zh-CN"/>
+        </w:rPr>
+        <w:t>14.积分商城商品实体属性图</w:t>
+      </w:r>
+    </w:p>
+    <w:p>
+      <w:pPr>
+        <w:ind w:firstLine="480"/>
+        <w:rPr>
+          <w:rFonts w:hint="eastAsia"/>
+          <w:lang w:eastAsia="zh-CN"/>
+        </w:rPr>
+      </w:pPr>
+      <w:r>
+        <w:rPr>
+          <w:lang w:eastAsia="zh-CN"/>
+        </w:rPr>
+        <w:t>说明：积分商城商品实体主要用于保存平台积分兑换模块中的礼品信息，包括商品名称、所需积分、库存数量、封面图片和商品说明等内容。该实体能够支撑用户积分兑换、库存控制和礼品展示等业务场景，并与用户积分账户、兑换订单等模块联动，是平台激励机制设计中的关键数据对象。</w:t>
+      </w:r>
+    </w:p>
+    <w:p>
+      <w:pPr>
+        <w:ind w:firstLine="0" w:firstLineChars="0"/>
+        <w:rPr>
+          <w:rFonts w:hint="eastAsia"/>
+          <w:lang w:eastAsia="zh-CN"/>
+        </w:rPr>
+      </w:pPr>
+      <w:r>
+        <w:rPr>
+          <w:lang w:eastAsia="zh-CN"/>
+        </w:rPr>
+        <w:drawing>
+          <wp:inline distT="0" distB="0" distL="114300" distR="114300">
+            <wp:extent cx="5687695" cy="3412490"/>
+            <wp:effectExtent l="0" t="0" r="12065" b="1270"/>
+            <wp:docPr id="38" name="Picture 14"/>
+            <wp:cNvGraphicFramePr>
+              <a:graphicFrameLocks xmlns:a="http://schemas.openxmlformats.org/drawingml/2006/main" noChangeAspect="1"/>
+            </wp:cNvGraphicFramePr>
+            <a:graphic xmlns:a="http://schemas.openxmlformats.org/drawingml/2006/main">
+              <a:graphicData uri="http://schemas.openxmlformats.org/drawingml/2006/picture">
+                <pic:pic xmlns:pic="http://schemas.openxmlformats.org/drawingml/2006/picture">
+                  <pic:nvPicPr>
+                    <pic:cNvPr id="38" name="Picture 14"/>
+                    <pic:cNvPicPr>
+                      <a:picLocks noChangeAspect="1"/>
+                    </pic:cNvPicPr>
+                  </pic:nvPicPr>
+                  <pic:blipFill>
+                    <a:blip r:embed="rId39"/>
+                    <a:stretch>
+                      <a:fillRect/>
+                    </a:stretch>
+                  </pic:blipFill>
+                  <pic:spPr>
+                    <a:xfrm>
+                      <a:off x="0" y="0"/>
+                      <a:ext cx="5688000" cy="3412800"/>
+                    </a:xfrm>
+                    <a:prstGeom prst="rect">
+                      <a:avLst/>
+                    </a:prstGeom>
+                  </pic:spPr>
+                </pic:pic>
+              </a:graphicData>
+            </a:graphic>
+          </wp:inline>
+        </w:drawing>
+      </w:r>
+    </w:p>
+    <w:p>
+      <w:pPr>
+        <w:ind w:firstLine="0" w:firstLineChars="0"/>
+        <w:jc w:val="center"/>
+        <w:rPr>
+          <w:rFonts w:hint="eastAsia"/>
+          <w:lang w:eastAsia="zh-CN"/>
+        </w:rPr>
+      </w:pPr>
+      <w:r>
+        <w:rPr>
+          <w:lang w:eastAsia="zh-CN"/>
+        </w:rPr>
+        <w:t>图</w:t>
+      </w:r>
+      <w:r>
+        <w:rPr>
+          <w:rFonts w:hint="eastAsia"/>
+          <w:lang w:eastAsia="zh-CN"/>
+        </w:rPr>
+        <w:t>3-</w:t>
+      </w:r>
+      <w:r>
+        <w:rPr>
+          <w:lang w:eastAsia="zh-CN"/>
+        </w:rPr>
         <w:t>14积分商城商品实体属性图</w:t>
       </w:r>
     </w:p>
@@ -43892,15 +43978,21 @@
       <w:pPr>
         <w:ind w:firstLine="480"/>
         <w:rPr>
+          <w:rFonts w:hint="eastAsia" w:eastAsia="宋体"/>
+          <w:lang w:eastAsia="zh-CN"/>
+        </w:rPr>
+      </w:pPr>
+      <w:r>
+        <w:t>系统后端采用Java语言与SpringBoot框架进行开发，前端采用Vue进行页面实现，数据库采用MySQL。后端可引入MyBatis或MyBatis-Plus实现数据访问，前端可结合Pinia或Vuex进行状态管理，并使用Axios封装接口请求。开发工具可选用IntelliJIDEA、VSCode、Navicat、Postman和Git等。该技术组合具有学习资料丰富、社区活跃和工程化程度较高等优势，适合实现毕业设计中的业务系统。</w:t>
+      </w:r>
+    </w:p>
+    <w:p>
+      <w:pPr>
+        <w:ind w:firstLine="480"/>
+        <w:rPr>
           <w:rFonts w:hint="eastAsia"/>
         </w:rPr>
       </w:pPr>
-      <w:r>
-        <w:t>系统后端采用Java语言与SpringBoot框架进行开发，前端采用Vue进行页面实现，数据库采用MySQL。后端可引入MyBatis或MyBatis-Plus实现数据访问，前端可结合Pinia或Vuex进行状态管理，并使用Axios封装接口请求。开发工具可选用IntelliJIDEA、VSCode、Navicat、Postman和Git等。该技术组合具有学习资料丰富、社区活跃和工程化程度较高等优势，适合实现毕业设计中的业务系统。</w:t>
-      </w:r>
-      <w:r>
-        <w:br w:type="textWrapping"/>
-      </w:r>
       <w:r>
         <w:t>在实现策略上，后端采用“控制器+服务层+数据访问层”的结构，前端采用“页面+组件+接口封装”的组织方式。通过这种方式，可以使页面展示逻辑与业务处理逻辑相分离，提高代码清晰度。</w:t>
       </w:r>
@@ -43962,7 +44054,7 @@
                     </pic:cNvPicPr>
                   </pic:nvPicPr>
                   <pic:blipFill>
-                    <a:blip r:embed="rId39"/>
+                    <a:blip r:embed="rId40"/>
                     <a:stretch>
                       <a:fillRect/>
                     </a:stretch>
@@ -44079,7 +44171,7 @@
                     </pic:cNvPicPr>
                   </pic:nvPicPr>
                   <pic:blipFill>
-                    <a:blip r:embed="rId40"/>
+                    <a:blip r:embed="rId41"/>
                     <a:stretch>
                       <a:fillRect/>
                     </a:stretch>
@@ -44179,7 +44271,7 @@
                     </pic:cNvPicPr>
                   </pic:nvPicPr>
                   <pic:blipFill>
-                    <a:blip r:embed="rId41"/>
+                    <a:blip r:embed="rId42"/>
                     <a:stretch>
                       <a:fillRect/>
                     </a:stretch>
@@ -44279,7 +44371,7 @@
                     </pic:cNvPicPr>
                   </pic:nvPicPr>
                   <pic:blipFill>
-                    <a:blip r:embed="rId42"/>
+                    <a:blip r:embed="rId43"/>
                     <a:stretch>
                       <a:fillRect/>
                     </a:stretch>
@@ -44379,7 +44471,7 @@
                     </pic:cNvPicPr>
                   </pic:nvPicPr>
                   <pic:blipFill>
-                    <a:blip r:embed="rId43"/>
+                    <a:blip r:embed="rId44"/>
                     <a:stretch>
                       <a:fillRect/>
                     </a:stretch>
@@ -44480,7 +44572,7 @@
                     </pic:cNvPicPr>
                   </pic:nvPicPr>
                   <pic:blipFill>
-                    <a:blip r:embed="rId44"/>
+                    <a:blip r:embed="rId45"/>
                     <a:stretch>
                       <a:fillRect/>
                     </a:stretch>
@@ -44581,7 +44673,7 @@
                     </pic:cNvPicPr>
                   </pic:nvPicPr>
                   <pic:blipFill>
-                    <a:blip r:embed="rId45"/>
+                    <a:blip r:embed="rId46"/>
                     <a:stretch>
                       <a:fillRect/>
                     </a:stretch>
@@ -44703,6 +44795,1251 @@
       </w:pPr>
       <w:r>
         <w:t>用户登录是系统访问控制的基础功能，直接关系到前台用户中心、票务预订、订单支付及后台管理等模块的正常使用。本测试主要验证账号密码校验、角色识别、错误提示以及登录成功后的页面跳转是否符合预期，从而保证系统能够在统一身份认证的前提下提供稳定、安全的访问入口。</w:t>
+      </w:r>
+    </w:p>
+    <w:tbl>
+      <w:tblPr>
+        <w:tblStyle w:val="34"/>
+        <w:tblW w:w="0" w:type="auto"/>
+        <w:jc w:val="center"/>
+        <w:tblBorders>
+          <w:top w:val="single" w:color="000000" w:sz="12" w:space="0"/>
+          <w:left w:val="none" w:color="auto" w:sz="0" w:space="0"/>
+          <w:bottom w:val="single" w:color="000000" w:sz="12" w:space="0"/>
+          <w:right w:val="none" w:color="auto" w:sz="0" w:space="0"/>
+          <w:insideH w:val="single" w:color="000000" w:sz="6" w:space="0"/>
+          <w:insideV w:val="none" w:color="auto" w:sz="0" w:space="0"/>
+        </w:tblBorders>
+        <w:tblLayout w:type="fixed"/>
+        <w:tblCellMar>
+          <w:top w:w="0" w:type="dxa"/>
+          <w:left w:w="108" w:type="dxa"/>
+          <w:bottom w:w="0" w:type="dxa"/>
+          <w:right w:w="108" w:type="dxa"/>
+        </w:tblCellMar>
+      </w:tblPr>
+      <w:tblGrid>
+        <w:gridCol w:w="680"/>
+        <w:gridCol w:w="1871"/>
+        <w:gridCol w:w="3061"/>
+        <w:gridCol w:w="3061"/>
+        <w:gridCol w:w="1020"/>
+      </w:tblGrid>
+      <w:tr>
+        <w:tblPrEx>
+          <w:tblBorders>
+            <w:top w:val="single" w:color="000000" w:sz="12" w:space="0"/>
+            <w:left w:val="none" w:color="auto" w:sz="0" w:space="0"/>
+            <w:bottom w:val="single" w:color="000000" w:sz="12" w:space="0"/>
+            <w:right w:val="none" w:color="auto" w:sz="0" w:space="0"/>
+            <w:insideH w:val="single" w:color="000000" w:sz="6" w:space="0"/>
+            <w:insideV w:val="none" w:color="auto" w:sz="0" w:space="0"/>
+          </w:tblBorders>
+        </w:tblPrEx>
+        <w:trPr>
+          <w:jc w:val="center"/>
+        </w:trPr>
+        <w:tc>
+          <w:tcPr>
+            <w:tcW w:w="680" w:type="dxa"/>
+            <w:tcBorders>
+              <w:bottom w:val="single" w:color="000000" w:sz="8" w:space="0"/>
+            </w:tcBorders>
+            <w:vAlign w:val="center"/>
+          </w:tcPr>
+          <w:p>
+            <w:pPr>
+              <w:ind w:firstLine="0" w:firstLineChars="0"/>
+              <w:rPr>
+                <w:rFonts w:hint="eastAsia"/>
+              </w:rPr>
+            </w:pPr>
+            <w:r>
+              <w:t>序号</w:t>
+            </w:r>
+          </w:p>
+        </w:tc>
+        <w:tc>
+          <w:tcPr>
+            <w:tcW w:w="1871" w:type="dxa"/>
+            <w:tcBorders>
+              <w:bottom w:val="single" w:color="000000" w:sz="8" w:space="0"/>
+            </w:tcBorders>
+            <w:vAlign w:val="center"/>
+          </w:tcPr>
+          <w:p>
+            <w:pPr>
+              <w:ind w:firstLine="0" w:firstLineChars="0"/>
+              <w:rPr>
+                <w:rFonts w:hint="eastAsia"/>
+              </w:rPr>
+            </w:pPr>
+            <w:r>
+              <w:t>测试内容</w:t>
+            </w:r>
+          </w:p>
+        </w:tc>
+        <w:tc>
+          <w:tcPr>
+            <w:tcW w:w="3061" w:type="dxa"/>
+            <w:tcBorders>
+              <w:bottom w:val="single" w:color="000000" w:sz="8" w:space="0"/>
+            </w:tcBorders>
+            <w:vAlign w:val="center"/>
+          </w:tcPr>
+          <w:p>
+            <w:pPr>
+              <w:ind w:firstLine="0" w:firstLineChars="0"/>
+              <w:rPr>
+                <w:rFonts w:hint="eastAsia"/>
+              </w:rPr>
+            </w:pPr>
+            <w:r>
+              <w:t>输入/操作</w:t>
+            </w:r>
+          </w:p>
+        </w:tc>
+        <w:tc>
+          <w:tcPr>
+            <w:tcW w:w="3061" w:type="dxa"/>
+            <w:tcBorders>
+              <w:bottom w:val="single" w:color="000000" w:sz="8" w:space="0"/>
+            </w:tcBorders>
+            <w:vAlign w:val="center"/>
+          </w:tcPr>
+          <w:p>
+            <w:pPr>
+              <w:ind w:firstLine="0" w:firstLineChars="0"/>
+              <w:rPr>
+                <w:rFonts w:hint="eastAsia"/>
+              </w:rPr>
+            </w:pPr>
+            <w:r>
+              <w:t>预期结果</w:t>
+            </w:r>
+          </w:p>
+        </w:tc>
+        <w:tc>
+          <w:tcPr>
+            <w:tcW w:w="1020" w:type="dxa"/>
+            <w:tcBorders>
+              <w:bottom w:val="single" w:color="000000" w:sz="8" w:space="0"/>
+            </w:tcBorders>
+            <w:vAlign w:val="center"/>
+          </w:tcPr>
+          <w:p>
+            <w:pPr>
+              <w:ind w:firstLine="0" w:firstLineChars="0"/>
+              <w:rPr>
+                <w:rFonts w:hint="eastAsia"/>
+              </w:rPr>
+            </w:pPr>
+            <w:r>
+              <w:t>测试结果</w:t>
+            </w:r>
+          </w:p>
+        </w:tc>
+      </w:tr>
+      <w:tr>
+        <w:tblPrEx>
+          <w:tblBorders>
+            <w:top w:val="single" w:color="000000" w:sz="12" w:space="0"/>
+            <w:left w:val="none" w:color="auto" w:sz="0" w:space="0"/>
+            <w:bottom w:val="single" w:color="000000" w:sz="12" w:space="0"/>
+            <w:right w:val="none" w:color="auto" w:sz="0" w:space="0"/>
+            <w:insideH w:val="single" w:color="000000" w:sz="6" w:space="0"/>
+            <w:insideV w:val="none" w:color="auto" w:sz="0" w:space="0"/>
+          </w:tblBorders>
+          <w:tblCellMar>
+            <w:top w:w="0" w:type="dxa"/>
+            <w:left w:w="108" w:type="dxa"/>
+            <w:bottom w:w="0" w:type="dxa"/>
+            <w:right w:w="108" w:type="dxa"/>
+          </w:tblCellMar>
+        </w:tblPrEx>
+        <w:trPr>
+          <w:jc w:val="center"/>
+        </w:trPr>
+        <w:tc>
+          <w:tcPr>
+            <w:tcW w:w="680" w:type="dxa"/>
+            <w:vAlign w:val="center"/>
+          </w:tcPr>
+          <w:p>
+            <w:pPr>
+              <w:ind w:firstLine="0" w:firstLineChars="0"/>
+              <w:rPr>
+                <w:rFonts w:hint="eastAsia"/>
+              </w:rPr>
+            </w:pPr>
+            <w:r>
+              <w:t>1</w:t>
+            </w:r>
+          </w:p>
+        </w:tc>
+        <w:tc>
+          <w:tcPr>
+            <w:tcW w:w="1871" w:type="dxa"/>
+            <w:vAlign w:val="center"/>
+          </w:tcPr>
+          <w:p>
+            <w:pPr>
+              <w:ind w:firstLine="0" w:firstLineChars="0"/>
+              <w:rPr>
+                <w:rFonts w:hint="eastAsia"/>
+              </w:rPr>
+            </w:pPr>
+            <w:r>
+              <w:t>正常登录</w:t>
+            </w:r>
+          </w:p>
+        </w:tc>
+        <w:tc>
+          <w:tcPr>
+            <w:tcW w:w="3061" w:type="dxa"/>
+            <w:vAlign w:val="center"/>
+          </w:tcPr>
+          <w:p>
+            <w:pPr>
+              <w:ind w:firstLine="0" w:firstLineChars="0"/>
+              <w:rPr>
+                <w:rFonts w:hint="eastAsia"/>
+              </w:rPr>
+            </w:pPr>
+            <w:r>
+              <w:t>输入已注册手机号与正确密码</w:t>
+            </w:r>
+          </w:p>
+        </w:tc>
+        <w:tc>
+          <w:tcPr>
+            <w:tcW w:w="3061" w:type="dxa"/>
+            <w:vAlign w:val="center"/>
+          </w:tcPr>
+          <w:p>
+            <w:pPr>
+              <w:ind w:firstLine="0" w:firstLineChars="0"/>
+              <w:rPr>
+                <w:rFonts w:hint="eastAsia"/>
+              </w:rPr>
+            </w:pPr>
+            <w:r>
+              <w:t>登录成功，跳转系统首页并生成会话</w:t>
+            </w:r>
+          </w:p>
+        </w:tc>
+        <w:tc>
+          <w:tcPr>
+            <w:tcW w:w="1020" w:type="dxa"/>
+            <w:vAlign w:val="center"/>
+          </w:tcPr>
+          <w:p>
+            <w:pPr>
+              <w:ind w:firstLine="0" w:firstLineChars="0"/>
+              <w:rPr>
+                <w:rFonts w:hint="eastAsia"/>
+              </w:rPr>
+            </w:pPr>
+            <w:r>
+              <w:t>通过</w:t>
+            </w:r>
+          </w:p>
+        </w:tc>
+      </w:tr>
+      <w:tr>
+        <w:tblPrEx>
+          <w:tblBorders>
+            <w:top w:val="single" w:color="000000" w:sz="12" w:space="0"/>
+            <w:left w:val="none" w:color="auto" w:sz="0" w:space="0"/>
+            <w:bottom w:val="single" w:color="000000" w:sz="12" w:space="0"/>
+            <w:right w:val="none" w:color="auto" w:sz="0" w:space="0"/>
+            <w:insideH w:val="single" w:color="000000" w:sz="6" w:space="0"/>
+            <w:insideV w:val="none" w:color="auto" w:sz="0" w:space="0"/>
+          </w:tblBorders>
+          <w:tblCellMar>
+            <w:top w:w="0" w:type="dxa"/>
+            <w:left w:w="108" w:type="dxa"/>
+            <w:bottom w:w="0" w:type="dxa"/>
+            <w:right w:w="108" w:type="dxa"/>
+          </w:tblCellMar>
+        </w:tblPrEx>
+        <w:trPr>
+          <w:jc w:val="center"/>
+        </w:trPr>
+        <w:tc>
+          <w:tcPr>
+            <w:tcW w:w="680" w:type="dxa"/>
+            <w:vAlign w:val="center"/>
+          </w:tcPr>
+          <w:p>
+            <w:pPr>
+              <w:ind w:firstLine="0" w:firstLineChars="0"/>
+              <w:rPr>
+                <w:rFonts w:hint="eastAsia"/>
+              </w:rPr>
+            </w:pPr>
+            <w:r>
+              <w:t>2</w:t>
+            </w:r>
+          </w:p>
+        </w:tc>
+        <w:tc>
+          <w:tcPr>
+            <w:tcW w:w="1871" w:type="dxa"/>
+            <w:vAlign w:val="center"/>
+          </w:tcPr>
+          <w:p>
+            <w:pPr>
+              <w:ind w:firstLine="0" w:firstLineChars="0"/>
+              <w:rPr>
+                <w:rFonts w:hint="eastAsia"/>
+              </w:rPr>
+            </w:pPr>
+            <w:r>
+              <w:t>密码错误</w:t>
+            </w:r>
+          </w:p>
+        </w:tc>
+        <w:tc>
+          <w:tcPr>
+            <w:tcW w:w="3061" w:type="dxa"/>
+            <w:vAlign w:val="center"/>
+          </w:tcPr>
+          <w:p>
+            <w:pPr>
+              <w:ind w:firstLine="0" w:firstLineChars="0"/>
+              <w:rPr>
+                <w:rFonts w:hint="eastAsia"/>
+              </w:rPr>
+            </w:pPr>
+            <w:r>
+              <w:t>输入已注册手机号与错误密码</w:t>
+            </w:r>
+          </w:p>
+        </w:tc>
+        <w:tc>
+          <w:tcPr>
+            <w:tcW w:w="3061" w:type="dxa"/>
+            <w:vAlign w:val="center"/>
+          </w:tcPr>
+          <w:p>
+            <w:pPr>
+              <w:ind w:firstLine="0" w:firstLineChars="0"/>
+              <w:rPr>
+                <w:rFonts w:hint="eastAsia"/>
+              </w:rPr>
+            </w:pPr>
+            <w:r>
+              <w:t>提示账号或密码错误，禁止进入系统</w:t>
+            </w:r>
+          </w:p>
+        </w:tc>
+        <w:tc>
+          <w:tcPr>
+            <w:tcW w:w="1020" w:type="dxa"/>
+            <w:vAlign w:val="center"/>
+          </w:tcPr>
+          <w:p>
+            <w:pPr>
+              <w:ind w:firstLine="0" w:firstLineChars="0"/>
+              <w:rPr>
+                <w:rFonts w:hint="eastAsia"/>
+              </w:rPr>
+            </w:pPr>
+            <w:r>
+              <w:t>通过</w:t>
+            </w:r>
+          </w:p>
+        </w:tc>
+      </w:tr>
+      <w:tr>
+        <w:tblPrEx>
+          <w:tblBorders>
+            <w:top w:val="single" w:color="000000" w:sz="12" w:space="0"/>
+            <w:left w:val="none" w:color="auto" w:sz="0" w:space="0"/>
+            <w:bottom w:val="single" w:color="000000" w:sz="12" w:space="0"/>
+            <w:right w:val="none" w:color="auto" w:sz="0" w:space="0"/>
+            <w:insideH w:val="single" w:color="000000" w:sz="6" w:space="0"/>
+            <w:insideV w:val="none" w:color="auto" w:sz="0" w:space="0"/>
+          </w:tblBorders>
+          <w:tblCellMar>
+            <w:top w:w="0" w:type="dxa"/>
+            <w:left w:w="108" w:type="dxa"/>
+            <w:bottom w:w="0" w:type="dxa"/>
+            <w:right w:w="108" w:type="dxa"/>
+          </w:tblCellMar>
+        </w:tblPrEx>
+        <w:trPr>
+          <w:jc w:val="center"/>
+        </w:trPr>
+        <w:tc>
+          <w:tcPr>
+            <w:tcW w:w="680" w:type="dxa"/>
+            <w:vAlign w:val="center"/>
+          </w:tcPr>
+          <w:p>
+            <w:pPr>
+              <w:ind w:firstLine="0" w:firstLineChars="0"/>
+              <w:rPr>
+                <w:rFonts w:hint="eastAsia"/>
+              </w:rPr>
+            </w:pPr>
+            <w:r>
+              <w:t>3</w:t>
+            </w:r>
+          </w:p>
+        </w:tc>
+        <w:tc>
+          <w:tcPr>
+            <w:tcW w:w="1871" w:type="dxa"/>
+            <w:vAlign w:val="center"/>
+          </w:tcPr>
+          <w:p>
+            <w:pPr>
+              <w:ind w:firstLine="0" w:firstLineChars="0"/>
+              <w:rPr>
+                <w:rFonts w:hint="eastAsia"/>
+              </w:rPr>
+            </w:pPr>
+            <w:r>
+              <w:t>账号不存在</w:t>
+            </w:r>
+          </w:p>
+        </w:tc>
+        <w:tc>
+          <w:tcPr>
+            <w:tcW w:w="3061" w:type="dxa"/>
+            <w:vAlign w:val="center"/>
+          </w:tcPr>
+          <w:p>
+            <w:pPr>
+              <w:ind w:firstLine="0" w:firstLineChars="0"/>
+              <w:rPr>
+                <w:rFonts w:hint="eastAsia"/>
+              </w:rPr>
+            </w:pPr>
+            <w:r>
+              <w:t>输入未注册手机号与任意密码</w:t>
+            </w:r>
+          </w:p>
+        </w:tc>
+        <w:tc>
+          <w:tcPr>
+            <w:tcW w:w="3061" w:type="dxa"/>
+            <w:vAlign w:val="center"/>
+          </w:tcPr>
+          <w:p>
+            <w:pPr>
+              <w:ind w:firstLine="0" w:firstLineChars="0"/>
+              <w:rPr>
+                <w:rFonts w:hint="eastAsia"/>
+              </w:rPr>
+            </w:pPr>
+            <w:r>
+              <w:t>提示用户不存在，不生成会话</w:t>
+            </w:r>
+          </w:p>
+        </w:tc>
+        <w:tc>
+          <w:tcPr>
+            <w:tcW w:w="1020" w:type="dxa"/>
+            <w:vAlign w:val="center"/>
+          </w:tcPr>
+          <w:p>
+            <w:pPr>
+              <w:ind w:firstLine="0" w:firstLineChars="0"/>
+              <w:rPr>
+                <w:rFonts w:hint="eastAsia"/>
+              </w:rPr>
+            </w:pPr>
+            <w:r>
+              <w:t>通过</w:t>
+            </w:r>
+          </w:p>
+        </w:tc>
+      </w:tr>
+      <w:tr>
+        <w:tblPrEx>
+          <w:tblBorders>
+            <w:top w:val="single" w:color="000000" w:sz="12" w:space="0"/>
+            <w:left w:val="none" w:color="auto" w:sz="0" w:space="0"/>
+            <w:bottom w:val="single" w:color="000000" w:sz="12" w:space="0"/>
+            <w:right w:val="none" w:color="auto" w:sz="0" w:space="0"/>
+            <w:insideH w:val="single" w:color="000000" w:sz="6" w:space="0"/>
+            <w:insideV w:val="none" w:color="auto" w:sz="0" w:space="0"/>
+          </w:tblBorders>
+          <w:tblCellMar>
+            <w:top w:w="0" w:type="dxa"/>
+            <w:left w:w="108" w:type="dxa"/>
+            <w:bottom w:w="0" w:type="dxa"/>
+            <w:right w:w="108" w:type="dxa"/>
+          </w:tblCellMar>
+        </w:tblPrEx>
+        <w:trPr>
+          <w:jc w:val="center"/>
+        </w:trPr>
+        <w:tc>
+          <w:tcPr>
+            <w:tcW w:w="680" w:type="dxa"/>
+            <w:tcBorders>
+              <w:bottom w:val="single" w:color="000000" w:sz="8" w:space="0"/>
+            </w:tcBorders>
+            <w:vAlign w:val="center"/>
+          </w:tcPr>
+          <w:p>
+            <w:pPr>
+              <w:ind w:firstLine="0" w:firstLineChars="0"/>
+              <w:rPr>
+                <w:rFonts w:hint="eastAsia"/>
+              </w:rPr>
+            </w:pPr>
+            <w:r>
+              <w:t>4</w:t>
+            </w:r>
+          </w:p>
+        </w:tc>
+        <w:tc>
+          <w:tcPr>
+            <w:tcW w:w="1871" w:type="dxa"/>
+            <w:tcBorders>
+              <w:bottom w:val="single" w:color="000000" w:sz="8" w:space="0"/>
+            </w:tcBorders>
+            <w:vAlign w:val="center"/>
+          </w:tcPr>
+          <w:p>
+            <w:pPr>
+              <w:ind w:firstLine="0" w:firstLineChars="0"/>
+              <w:rPr>
+                <w:rFonts w:hint="eastAsia"/>
+              </w:rPr>
+            </w:pPr>
+            <w:r>
+              <w:t>空值校验</w:t>
+            </w:r>
+          </w:p>
+        </w:tc>
+        <w:tc>
+          <w:tcPr>
+            <w:tcW w:w="3061" w:type="dxa"/>
+            <w:tcBorders>
+              <w:bottom w:val="single" w:color="000000" w:sz="8" w:space="0"/>
+            </w:tcBorders>
+            <w:vAlign w:val="center"/>
+          </w:tcPr>
+          <w:p>
+            <w:pPr>
+              <w:ind w:firstLine="0" w:firstLineChars="0"/>
+              <w:rPr>
+                <w:rFonts w:hint="eastAsia"/>
+              </w:rPr>
+            </w:pPr>
+            <w:r>
+              <w:t>手机号或密码为空后提交</w:t>
+            </w:r>
+          </w:p>
+        </w:tc>
+        <w:tc>
+          <w:tcPr>
+            <w:tcW w:w="3061" w:type="dxa"/>
+            <w:tcBorders>
+              <w:bottom w:val="single" w:color="000000" w:sz="8" w:space="0"/>
+            </w:tcBorders>
+            <w:vAlign w:val="center"/>
+          </w:tcPr>
+          <w:p>
+            <w:pPr>
+              <w:ind w:firstLine="0" w:firstLineChars="0"/>
+              <w:rPr>
+                <w:rFonts w:hint="eastAsia"/>
+              </w:rPr>
+            </w:pPr>
+            <w:r>
+              <w:t>前端提示必填项，接口不提交</w:t>
+            </w:r>
+          </w:p>
+        </w:tc>
+        <w:tc>
+          <w:tcPr>
+            <w:tcW w:w="1020" w:type="dxa"/>
+            <w:tcBorders>
+              <w:bottom w:val="single" w:color="000000" w:sz="8" w:space="0"/>
+            </w:tcBorders>
+            <w:vAlign w:val="center"/>
+          </w:tcPr>
+          <w:p>
+            <w:pPr>
+              <w:ind w:firstLine="0" w:firstLineChars="0"/>
+              <w:rPr>
+                <w:rFonts w:hint="eastAsia"/>
+              </w:rPr>
+            </w:pPr>
+            <w:r>
+              <w:t>通过</w:t>
+            </w:r>
+          </w:p>
+        </w:tc>
+      </w:tr>
+    </w:tbl>
+    <w:p>
+      <w:pPr>
+        <w:ind w:firstLine="0" w:firstLineChars="0"/>
+        <w:rPr>
+          <w:rFonts w:hint="eastAsia"/>
+        </w:rPr>
+      </w:pPr>
+      <w:r>
+        <w:t>测试结论：以上用例执行结果均达到预期，说明该模块的核心业务流程能够稳定运行，具备基本的可用性与正确性。</w:t>
+      </w:r>
+    </w:p>
+    <w:p>
+      <w:pPr>
+        <w:ind w:firstLine="0" w:firstLineChars="0"/>
+        <w:jc w:val="center"/>
+        <w:rPr>
+          <w:rFonts w:hint="eastAsia"/>
+        </w:rPr>
+      </w:pPr>
+      <w:r>
+        <w:t>表5-2票务预订功能测试</w:t>
+      </w:r>
+    </w:p>
+    <w:p>
+      <w:pPr>
+        <w:ind w:firstLine="480"/>
+        <w:rPr>
+          <w:rFonts w:hint="eastAsia"/>
+        </w:rPr>
+      </w:pPr>
+      <w:r>
+        <w:t>票务预订是沈阳音乐节管理系统的核心交易场景之一，涉及场次选择、票区库存校验、实名信息约束和订单生成等关键步骤。本测试重点检查用户在选择音乐节场次与票区后，系统能否正确完成库存判断、重复购票限制以及下单结果反馈，保证购票流程完整、准确并具有业务约束能力。</w:t>
+      </w:r>
+    </w:p>
+    <w:tbl>
+      <w:tblPr>
+        <w:tblStyle w:val="34"/>
+        <w:tblW w:w="0" w:type="auto"/>
+        <w:jc w:val="center"/>
+        <w:tblBorders>
+          <w:top w:val="single" w:color="000000" w:sz="12" w:space="0"/>
+          <w:left w:val="none" w:color="auto" w:sz="0" w:space="0"/>
+          <w:bottom w:val="single" w:color="000000" w:sz="12" w:space="0"/>
+          <w:right w:val="none" w:color="auto" w:sz="0" w:space="0"/>
+          <w:insideH w:val="single" w:color="000000" w:sz="6" w:space="0"/>
+          <w:insideV w:val="none" w:color="auto" w:sz="0" w:space="0"/>
+        </w:tblBorders>
+        <w:tblLayout w:type="fixed"/>
+        <w:tblCellMar>
+          <w:top w:w="0" w:type="dxa"/>
+          <w:left w:w="108" w:type="dxa"/>
+          <w:bottom w:w="0" w:type="dxa"/>
+          <w:right w:w="108" w:type="dxa"/>
+        </w:tblCellMar>
+      </w:tblPr>
+      <w:tblGrid>
+        <w:gridCol w:w="680"/>
+        <w:gridCol w:w="1871"/>
+        <w:gridCol w:w="3061"/>
+        <w:gridCol w:w="3061"/>
+        <w:gridCol w:w="1020"/>
+      </w:tblGrid>
+      <w:tr>
+        <w:tblPrEx>
+          <w:tblBorders>
+            <w:top w:val="single" w:color="000000" w:sz="12" w:space="0"/>
+            <w:left w:val="none" w:color="auto" w:sz="0" w:space="0"/>
+            <w:bottom w:val="single" w:color="000000" w:sz="12" w:space="0"/>
+            <w:right w:val="none" w:color="auto" w:sz="0" w:space="0"/>
+            <w:insideH w:val="single" w:color="000000" w:sz="6" w:space="0"/>
+            <w:insideV w:val="none" w:color="auto" w:sz="0" w:space="0"/>
+          </w:tblBorders>
+        </w:tblPrEx>
+        <w:trPr>
+          <w:jc w:val="center"/>
+        </w:trPr>
+        <w:tc>
+          <w:tcPr>
+            <w:tcW w:w="680" w:type="dxa"/>
+            <w:tcBorders>
+              <w:bottom w:val="single" w:color="000000" w:sz="8" w:space="0"/>
+            </w:tcBorders>
+            <w:vAlign w:val="center"/>
+          </w:tcPr>
+          <w:p>
+            <w:pPr>
+              <w:ind w:firstLine="0" w:firstLineChars="0"/>
+              <w:rPr>
+                <w:rFonts w:hint="eastAsia"/>
+              </w:rPr>
+            </w:pPr>
+            <w:r>
+              <w:t>序号</w:t>
+            </w:r>
+          </w:p>
+        </w:tc>
+        <w:tc>
+          <w:tcPr>
+            <w:tcW w:w="1871" w:type="dxa"/>
+            <w:tcBorders>
+              <w:bottom w:val="single" w:color="000000" w:sz="8" w:space="0"/>
+            </w:tcBorders>
+            <w:vAlign w:val="center"/>
+          </w:tcPr>
+          <w:p>
+            <w:pPr>
+              <w:ind w:firstLine="0" w:firstLineChars="0"/>
+              <w:rPr>
+                <w:rFonts w:hint="eastAsia"/>
+              </w:rPr>
+            </w:pPr>
+            <w:r>
+              <w:t>测试内容</w:t>
+            </w:r>
+          </w:p>
+        </w:tc>
+        <w:tc>
+          <w:tcPr>
+            <w:tcW w:w="3061" w:type="dxa"/>
+            <w:tcBorders>
+              <w:bottom w:val="single" w:color="000000" w:sz="8" w:space="0"/>
+            </w:tcBorders>
+            <w:vAlign w:val="center"/>
+          </w:tcPr>
+          <w:p>
+            <w:pPr>
+              <w:ind w:firstLine="0" w:firstLineChars="0"/>
+              <w:rPr>
+                <w:rFonts w:hint="eastAsia"/>
+              </w:rPr>
+            </w:pPr>
+            <w:r>
+              <w:t>输入/操作</w:t>
+            </w:r>
+          </w:p>
+        </w:tc>
+        <w:tc>
+          <w:tcPr>
+            <w:tcW w:w="3061" w:type="dxa"/>
+            <w:tcBorders>
+              <w:bottom w:val="single" w:color="000000" w:sz="8" w:space="0"/>
+            </w:tcBorders>
+            <w:vAlign w:val="center"/>
+          </w:tcPr>
+          <w:p>
+            <w:pPr>
+              <w:ind w:firstLine="0" w:firstLineChars="0"/>
+              <w:rPr>
+                <w:rFonts w:hint="eastAsia"/>
+              </w:rPr>
+            </w:pPr>
+            <w:r>
+              <w:t>预期结果</w:t>
+            </w:r>
+          </w:p>
+        </w:tc>
+        <w:tc>
+          <w:tcPr>
+            <w:tcW w:w="1020" w:type="dxa"/>
+            <w:tcBorders>
+              <w:bottom w:val="single" w:color="000000" w:sz="8" w:space="0"/>
+            </w:tcBorders>
+            <w:vAlign w:val="center"/>
+          </w:tcPr>
+          <w:p>
+            <w:pPr>
+              <w:ind w:firstLine="0" w:firstLineChars="0"/>
+              <w:rPr>
+                <w:rFonts w:hint="eastAsia"/>
+              </w:rPr>
+            </w:pPr>
+            <w:r>
+              <w:t>测试结果</w:t>
+            </w:r>
+          </w:p>
+        </w:tc>
+      </w:tr>
+      <w:tr>
+        <w:tblPrEx>
+          <w:tblBorders>
+            <w:top w:val="single" w:color="000000" w:sz="12" w:space="0"/>
+            <w:left w:val="none" w:color="auto" w:sz="0" w:space="0"/>
+            <w:bottom w:val="single" w:color="000000" w:sz="12" w:space="0"/>
+            <w:right w:val="none" w:color="auto" w:sz="0" w:space="0"/>
+            <w:insideH w:val="single" w:color="000000" w:sz="6" w:space="0"/>
+            <w:insideV w:val="none" w:color="auto" w:sz="0" w:space="0"/>
+          </w:tblBorders>
+          <w:tblCellMar>
+            <w:top w:w="0" w:type="dxa"/>
+            <w:left w:w="108" w:type="dxa"/>
+            <w:bottom w:w="0" w:type="dxa"/>
+            <w:right w:w="108" w:type="dxa"/>
+          </w:tblCellMar>
+        </w:tblPrEx>
+        <w:trPr>
+          <w:jc w:val="center"/>
+        </w:trPr>
+        <w:tc>
+          <w:tcPr>
+            <w:tcW w:w="680" w:type="dxa"/>
+            <w:vAlign w:val="center"/>
+          </w:tcPr>
+          <w:p>
+            <w:pPr>
+              <w:ind w:firstLine="0" w:firstLineChars="0"/>
+              <w:rPr>
+                <w:rFonts w:hint="eastAsia"/>
+              </w:rPr>
+            </w:pPr>
+            <w:r>
+              <w:t>1</w:t>
+            </w:r>
+          </w:p>
+        </w:tc>
+        <w:tc>
+          <w:tcPr>
+            <w:tcW w:w="1871" w:type="dxa"/>
+            <w:vAlign w:val="center"/>
+          </w:tcPr>
+          <w:p>
+            <w:pPr>
+              <w:ind w:firstLine="0" w:firstLineChars="0"/>
+              <w:rPr>
+                <w:rFonts w:hint="eastAsia"/>
+              </w:rPr>
+            </w:pPr>
+            <w:r>
+              <w:t>场次与票区展示</w:t>
+            </w:r>
+          </w:p>
+        </w:tc>
+        <w:tc>
+          <w:tcPr>
+            <w:tcW w:w="3061" w:type="dxa"/>
+            <w:vAlign w:val="center"/>
+          </w:tcPr>
+          <w:p>
+            <w:pPr>
+              <w:ind w:firstLine="0" w:firstLineChars="0"/>
+              <w:rPr>
+                <w:rFonts w:hint="eastAsia"/>
+              </w:rPr>
+            </w:pPr>
+            <w:r>
+              <w:t>进入票务页面选择音乐节场次</w:t>
+            </w:r>
+          </w:p>
+        </w:tc>
+        <w:tc>
+          <w:tcPr>
+            <w:tcW w:w="3061" w:type="dxa"/>
+            <w:vAlign w:val="center"/>
+          </w:tcPr>
+          <w:p>
+            <w:pPr>
+              <w:ind w:firstLine="0" w:firstLineChars="0"/>
+              <w:rPr>
+                <w:rFonts w:hint="eastAsia"/>
+              </w:rPr>
+            </w:pPr>
+            <w:r>
+              <w:t>显示对应票区、价格及剩余库存</w:t>
+            </w:r>
+          </w:p>
+        </w:tc>
+        <w:tc>
+          <w:tcPr>
+            <w:tcW w:w="1020" w:type="dxa"/>
+            <w:vAlign w:val="center"/>
+          </w:tcPr>
+          <w:p>
+            <w:pPr>
+              <w:ind w:firstLine="0" w:firstLineChars="0"/>
+              <w:rPr>
+                <w:rFonts w:hint="eastAsia"/>
+              </w:rPr>
+            </w:pPr>
+            <w:r>
+              <w:t>通过</w:t>
+            </w:r>
+          </w:p>
+        </w:tc>
+      </w:tr>
+      <w:tr>
+        <w:tblPrEx>
+          <w:tblBorders>
+            <w:top w:val="single" w:color="000000" w:sz="12" w:space="0"/>
+            <w:left w:val="none" w:color="auto" w:sz="0" w:space="0"/>
+            <w:bottom w:val="single" w:color="000000" w:sz="12" w:space="0"/>
+            <w:right w:val="none" w:color="auto" w:sz="0" w:space="0"/>
+            <w:insideH w:val="single" w:color="000000" w:sz="6" w:space="0"/>
+            <w:insideV w:val="none" w:color="auto" w:sz="0" w:space="0"/>
+          </w:tblBorders>
+          <w:tblCellMar>
+            <w:top w:w="0" w:type="dxa"/>
+            <w:left w:w="108" w:type="dxa"/>
+            <w:bottom w:w="0" w:type="dxa"/>
+            <w:right w:w="108" w:type="dxa"/>
+          </w:tblCellMar>
+        </w:tblPrEx>
+        <w:trPr>
+          <w:jc w:val="center"/>
+        </w:trPr>
+        <w:tc>
+          <w:tcPr>
+            <w:tcW w:w="680" w:type="dxa"/>
+            <w:vAlign w:val="center"/>
+          </w:tcPr>
+          <w:p>
+            <w:pPr>
+              <w:ind w:firstLine="0" w:firstLineChars="0"/>
+              <w:rPr>
+                <w:rFonts w:hint="eastAsia"/>
+              </w:rPr>
+            </w:pPr>
+            <w:r>
+              <w:t>2</w:t>
+            </w:r>
+          </w:p>
+        </w:tc>
+        <w:tc>
+          <w:tcPr>
+            <w:tcW w:w="1871" w:type="dxa"/>
+            <w:vAlign w:val="center"/>
+          </w:tcPr>
+          <w:p>
+            <w:pPr>
+              <w:ind w:firstLine="0" w:firstLineChars="0"/>
+              <w:rPr>
+                <w:rFonts w:hint="eastAsia"/>
+              </w:rPr>
+            </w:pPr>
+            <w:r>
+              <w:t>正常购票</w:t>
+            </w:r>
+          </w:p>
+        </w:tc>
+        <w:tc>
+          <w:tcPr>
+            <w:tcW w:w="3061" w:type="dxa"/>
+            <w:vAlign w:val="center"/>
+          </w:tcPr>
+          <w:p>
+            <w:pPr>
+              <w:ind w:firstLine="0" w:firstLineChars="0"/>
+              <w:rPr>
+                <w:rFonts w:hint="eastAsia"/>
+              </w:rPr>
+            </w:pPr>
+            <w:r>
+              <w:t>选择有效票区并填写实名信息提交</w:t>
+            </w:r>
+          </w:p>
+        </w:tc>
+        <w:tc>
+          <w:tcPr>
+            <w:tcW w:w="3061" w:type="dxa"/>
+            <w:vAlign w:val="center"/>
+          </w:tcPr>
+          <w:p>
+            <w:pPr>
+              <w:ind w:firstLine="0" w:firstLineChars="0"/>
+              <w:rPr>
+                <w:rFonts w:hint="eastAsia"/>
+              </w:rPr>
+            </w:pPr>
+            <w:r>
+              <w:t>生成购票订单并返回支付入口</w:t>
+            </w:r>
+          </w:p>
+        </w:tc>
+        <w:tc>
+          <w:tcPr>
+            <w:tcW w:w="1020" w:type="dxa"/>
+            <w:vAlign w:val="center"/>
+          </w:tcPr>
+          <w:p>
+            <w:pPr>
+              <w:ind w:firstLine="0" w:firstLineChars="0"/>
+              <w:rPr>
+                <w:rFonts w:hint="eastAsia"/>
+              </w:rPr>
+            </w:pPr>
+            <w:r>
+              <w:t>通过</w:t>
+            </w:r>
+          </w:p>
+        </w:tc>
+      </w:tr>
+      <w:tr>
+        <w:tblPrEx>
+          <w:tblBorders>
+            <w:top w:val="single" w:color="000000" w:sz="12" w:space="0"/>
+            <w:left w:val="none" w:color="auto" w:sz="0" w:space="0"/>
+            <w:bottom w:val="single" w:color="000000" w:sz="12" w:space="0"/>
+            <w:right w:val="none" w:color="auto" w:sz="0" w:space="0"/>
+            <w:insideH w:val="single" w:color="000000" w:sz="6" w:space="0"/>
+            <w:insideV w:val="none" w:color="auto" w:sz="0" w:space="0"/>
+          </w:tblBorders>
+          <w:tblCellMar>
+            <w:top w:w="0" w:type="dxa"/>
+            <w:left w:w="108" w:type="dxa"/>
+            <w:bottom w:w="0" w:type="dxa"/>
+            <w:right w:w="108" w:type="dxa"/>
+          </w:tblCellMar>
+        </w:tblPrEx>
+        <w:trPr>
+          <w:jc w:val="center"/>
+        </w:trPr>
+        <w:tc>
+          <w:tcPr>
+            <w:tcW w:w="680" w:type="dxa"/>
+            <w:vAlign w:val="center"/>
+          </w:tcPr>
+          <w:p>
+            <w:pPr>
+              <w:ind w:firstLine="0" w:firstLineChars="0"/>
+              <w:rPr>
+                <w:rFonts w:hint="eastAsia"/>
+              </w:rPr>
+            </w:pPr>
+            <w:r>
+              <w:t>3</w:t>
+            </w:r>
+          </w:p>
+        </w:tc>
+        <w:tc>
+          <w:tcPr>
+            <w:tcW w:w="1871" w:type="dxa"/>
+            <w:vAlign w:val="center"/>
+          </w:tcPr>
+          <w:p>
+            <w:pPr>
+              <w:ind w:firstLine="0" w:firstLineChars="0"/>
+              <w:rPr>
+                <w:rFonts w:hint="eastAsia"/>
+              </w:rPr>
+            </w:pPr>
+            <w:r>
+              <w:t>库存不足</w:t>
+            </w:r>
+          </w:p>
+        </w:tc>
+        <w:tc>
+          <w:tcPr>
+            <w:tcW w:w="3061" w:type="dxa"/>
+            <w:vAlign w:val="center"/>
+          </w:tcPr>
+          <w:p>
+            <w:pPr>
+              <w:ind w:firstLine="0" w:firstLineChars="0"/>
+              <w:rPr>
+                <w:rFonts w:hint="eastAsia"/>
+              </w:rPr>
+            </w:pPr>
+            <w:r>
+              <w:t>选择已售罄或库存不足票区提交</w:t>
+            </w:r>
+          </w:p>
+        </w:tc>
+        <w:tc>
+          <w:tcPr>
+            <w:tcW w:w="3061" w:type="dxa"/>
+            <w:vAlign w:val="center"/>
+          </w:tcPr>
+          <w:p>
+            <w:pPr>
+              <w:ind w:firstLine="0" w:firstLineChars="0"/>
+              <w:rPr>
+                <w:rFonts w:hint="eastAsia"/>
+              </w:rPr>
+            </w:pPr>
+            <w:r>
+              <w:t>提示库存不足，不生成订单</w:t>
+            </w:r>
+          </w:p>
+        </w:tc>
+        <w:tc>
+          <w:tcPr>
+            <w:tcW w:w="1020" w:type="dxa"/>
+            <w:vAlign w:val="center"/>
+          </w:tcPr>
+          <w:p>
+            <w:pPr>
+              <w:ind w:firstLine="0" w:firstLineChars="0"/>
+              <w:rPr>
+                <w:rFonts w:hint="eastAsia"/>
+              </w:rPr>
+            </w:pPr>
+            <w:r>
+              <w:t>通过</w:t>
+            </w:r>
+          </w:p>
+        </w:tc>
+      </w:tr>
+      <w:tr>
+        <w:tblPrEx>
+          <w:tblBorders>
+            <w:top w:val="single" w:color="000000" w:sz="12" w:space="0"/>
+            <w:left w:val="none" w:color="auto" w:sz="0" w:space="0"/>
+            <w:bottom w:val="single" w:color="000000" w:sz="12" w:space="0"/>
+            <w:right w:val="none" w:color="auto" w:sz="0" w:space="0"/>
+            <w:insideH w:val="single" w:color="000000" w:sz="6" w:space="0"/>
+            <w:insideV w:val="none" w:color="auto" w:sz="0" w:space="0"/>
+          </w:tblBorders>
+          <w:tblCellMar>
+            <w:top w:w="0" w:type="dxa"/>
+            <w:left w:w="108" w:type="dxa"/>
+            <w:bottom w:w="0" w:type="dxa"/>
+            <w:right w:w="108" w:type="dxa"/>
+          </w:tblCellMar>
+        </w:tblPrEx>
+        <w:trPr>
+          <w:jc w:val="center"/>
+        </w:trPr>
+        <w:tc>
+          <w:tcPr>
+            <w:tcW w:w="680" w:type="dxa"/>
+            <w:tcBorders>
+              <w:bottom w:val="single" w:color="000000" w:sz="8" w:space="0"/>
+            </w:tcBorders>
+            <w:vAlign w:val="center"/>
+          </w:tcPr>
+          <w:p>
+            <w:pPr>
+              <w:ind w:firstLine="0" w:firstLineChars="0"/>
+              <w:rPr>
+                <w:rFonts w:hint="eastAsia"/>
+              </w:rPr>
+            </w:pPr>
+            <w:r>
+              <w:t>4</w:t>
+            </w:r>
+          </w:p>
+        </w:tc>
+        <w:tc>
+          <w:tcPr>
+            <w:tcW w:w="1871" w:type="dxa"/>
+            <w:tcBorders>
+              <w:bottom w:val="single" w:color="000000" w:sz="8" w:space="0"/>
+            </w:tcBorders>
+            <w:vAlign w:val="center"/>
+          </w:tcPr>
+          <w:p>
+            <w:pPr>
+              <w:ind w:firstLine="0" w:firstLineChars="0"/>
+              <w:rPr>
+                <w:rFonts w:hint="eastAsia"/>
+              </w:rPr>
+            </w:pPr>
+            <w:r>
+              <w:t>重复实名购票</w:t>
+            </w:r>
+          </w:p>
+        </w:tc>
+        <w:tc>
+          <w:tcPr>
+            <w:tcW w:w="3061" w:type="dxa"/>
+            <w:tcBorders>
+              <w:bottom w:val="single" w:color="000000" w:sz="8" w:space="0"/>
+            </w:tcBorders>
+            <w:vAlign w:val="center"/>
+          </w:tcPr>
+          <w:p>
+            <w:pPr>
+              <w:ind w:firstLine="0" w:firstLineChars="0"/>
+              <w:rPr>
+                <w:rFonts w:hint="eastAsia"/>
+              </w:rPr>
+            </w:pPr>
+            <w:r>
+              <w:t>同一身份证同场次再次提交购票</w:t>
+            </w:r>
+          </w:p>
+        </w:tc>
+        <w:tc>
+          <w:tcPr>
+            <w:tcW w:w="3061" w:type="dxa"/>
+            <w:tcBorders>
+              <w:bottom w:val="single" w:color="000000" w:sz="8" w:space="0"/>
+            </w:tcBorders>
+            <w:vAlign w:val="center"/>
+          </w:tcPr>
+          <w:p>
+            <w:pPr>
+              <w:ind w:firstLine="0" w:firstLineChars="0"/>
+              <w:rPr>
+                <w:rFonts w:hint="eastAsia"/>
+              </w:rPr>
+            </w:pPr>
+            <w:r>
+              <w:t>系统拦截重复购票并提示失败</w:t>
+            </w:r>
+          </w:p>
+        </w:tc>
+        <w:tc>
+          <w:tcPr>
+            <w:tcW w:w="1020" w:type="dxa"/>
+            <w:tcBorders>
+              <w:bottom w:val="single" w:color="000000" w:sz="8" w:space="0"/>
+            </w:tcBorders>
+            <w:vAlign w:val="center"/>
+          </w:tcPr>
+          <w:p>
+            <w:pPr>
+              <w:ind w:firstLine="0" w:firstLineChars="0"/>
+              <w:rPr>
+                <w:rFonts w:hint="eastAsia"/>
+              </w:rPr>
+            </w:pPr>
+            <w:r>
+              <w:t>通过</w:t>
+            </w:r>
+          </w:p>
+        </w:tc>
+      </w:tr>
+    </w:tbl>
+    <w:p>
+      <w:pPr>
+        <w:ind w:firstLine="0" w:firstLineChars="0"/>
+        <w:rPr>
+          <w:rFonts w:hint="eastAsia"/>
+        </w:rPr>
+      </w:pPr>
+      <w:r>
+        <w:t>测试结论：以上用例执行结果均达到预期，说明该模块的核心业务流程能够稳定运行，具备基本的可用性与正确性。</w:t>
+      </w:r>
+    </w:p>
+    <w:p>
+      <w:pPr>
+        <w:ind w:firstLine="0" w:firstLineChars="0"/>
+        <w:rPr>
+          <w:rFonts w:hint="eastAsia"/>
+        </w:rPr>
+      </w:pPr>
+      <w:r>
+        <w:br w:type="page"/>
+      </w:r>
+    </w:p>
+    <w:p>
+      <w:pPr>
+        <w:ind w:firstLine="0" w:firstLineChars="0"/>
+        <w:jc w:val="center"/>
+        <w:rPr>
+          <w:rFonts w:hint="eastAsia"/>
+        </w:rPr>
+      </w:pPr>
+      <w:r>
+        <w:t>表5-3商品下单与支付功能测试</w:t>
+      </w:r>
+    </w:p>
+    <w:p>
+      <w:pPr>
+        <w:ind w:firstLine="480"/>
+        <w:rPr>
+          <w:rFonts w:hint="eastAsia"/>
+        </w:rPr>
+      </w:pPr>
+      <w:r>
+        <w:t>商品下单与支付功能承担音乐节周边商品售卖任务，覆盖商品浏览、购物车结算、订单创建和支付状态流转等业务环节。本测试主要验证商品库存校验、金额统计、订单生成和模拟支付后的状态更新是否正确，以保证用户购买周边商品时能够得到连续、可靠且可追踪的交易体验。</w:t>
       </w:r>
     </w:p>
     <w:tbl>
@@ -44904,7 +46241,7 @@
               </w:rPr>
             </w:pPr>
             <w:r>
-              <w:t>正常登录</w:t>
+              <w:t>加入购物车</w:t>
             </w:r>
           </w:p>
         </w:tc>
@@ -44921,7 +46258,7 @@
               </w:rPr>
             </w:pPr>
             <w:r>
-              <w:t>输入已注册手机号与正确密码</w:t>
+              <w:t>选择周边商品并加入购物车</w:t>
             </w:r>
           </w:p>
         </w:tc>
@@ -44938,7 +46275,7 @@
               </w:rPr>
             </w:pPr>
             <w:r>
-              <w:t>登录成功，跳转系统首页并生成会话</w:t>
+              <w:t>商品成功加入购物车并显示数量</w:t>
             </w:r>
           </w:p>
         </w:tc>
@@ -45010,7 +46347,7 @@
               </w:rPr>
             </w:pPr>
             <w:r>
-              <w:t>密码错误</w:t>
+              <w:t>提交订单</w:t>
             </w:r>
           </w:p>
         </w:tc>
@@ -45027,7 +46364,7 @@
               </w:rPr>
             </w:pPr>
             <w:r>
-              <w:t>输入已注册手机号与错误密码</w:t>
+              <w:t>在结算页确认收货地址并提交</w:t>
             </w:r>
           </w:p>
         </w:tc>
@@ -45044,7 +46381,7 @@
               </w:rPr>
             </w:pPr>
             <w:r>
-              <w:t>提示账号或密码错误，禁止进入系统</w:t>
+              <w:t>生成商品订单及订单明细记录</w:t>
             </w:r>
           </w:p>
         </w:tc>
@@ -45116,7 +46453,7 @@
               </w:rPr>
             </w:pPr>
             <w:r>
-              <w:t>账号不存在</w:t>
+              <w:t>支付成功</w:t>
             </w:r>
           </w:p>
         </w:tc>
@@ -45133,7 +46470,7 @@
               </w:rPr>
             </w:pPr>
             <w:r>
-              <w:t>输入未注册手机号与任意密码</w:t>
+              <w:t>点击模拟支付并返回成功结果</w:t>
             </w:r>
           </w:p>
         </w:tc>
@@ -45150,7 +46487,7 @@
               </w:rPr>
             </w:pPr>
             <w:r>
-              <w:t>提示用户不存在，不生成会话</w:t>
+              <w:t>订单状态更新为已支付</w:t>
             </w:r>
           </w:p>
         </w:tc>
@@ -45228,7 +46565,7 @@
               </w:rPr>
             </w:pPr>
             <w:r>
-              <w:t>空值校验</w:t>
+              <w:t>库存不足下单</w:t>
             </w:r>
           </w:p>
         </w:tc>
@@ -45248,7 +46585,7 @@
               </w:rPr>
             </w:pPr>
             <w:r>
-              <w:t>手机号或密码为空后提交</w:t>
+              <w:t>库存不足情况下继续提交订单</w:t>
             </w:r>
           </w:p>
         </w:tc>
@@ -45268,7 +46605,7 @@
               </w:rPr>
             </w:pPr>
             <w:r>
-              <w:t>前端提示必填项，接口不提交</w:t>
+              <w:t>系统提示库存不足并终止提交</w:t>
             </w:r>
           </w:p>
         </w:tc>
@@ -45308,13 +46645,24 @@
     <w:p>
       <w:pPr>
         <w:ind w:firstLine="0" w:firstLineChars="0"/>
+        <w:rPr>
+          <w:rFonts w:hint="eastAsia"/>
+        </w:rPr>
+      </w:pPr>
+      <w:r>
+        <w:br w:type="page"/>
+      </w:r>
+    </w:p>
+    <w:p>
+      <w:pPr>
+        <w:ind w:firstLine="0" w:firstLineChars="0"/>
         <w:jc w:val="center"/>
         <w:rPr>
           <w:rFonts w:hint="eastAsia"/>
         </w:rPr>
       </w:pPr>
       <w:r>
-        <w:t>表5-2票务预订功能测试</w:t>
+        <w:t>表5-4资讯评论互动功能测试</w:t>
       </w:r>
     </w:p>
     <w:p>
@@ -45325,7 +46673,7 @@
         </w:rPr>
       </w:pPr>
       <w:r>
-        <w:t>票务预订是沈阳音乐节管理系统的核心交易场景之一，涉及场次选择、票区库存校验、实名信息约束和订单生成等关键步骤。本测试重点检查用户在选择音乐节场次与票区后，系统能否正确完成库存判断、重复购票限制以及下单结果反馈，保证购票流程完整、准确并具有业务约束能力。</w:t>
+        <w:t>资讯评论互动功能用于提升用户在音乐节平台中的参与度和停留时长，既包含文章浏览后的评论发布，也包含点赞等互动行为。本测试重点检验评论内容提交、文章与用户关联、重复操作限制以及页面刷新后的展示效果，确保资讯模块能够形成稳定的内容传播与互动闭环。</w:t>
       </w:r>
     </w:p>
     <w:tbl>
@@ -45527,7 +46875,7 @@
               </w:rPr>
             </w:pPr>
             <w:r>
-              <w:t>场次与票区展示</w:t>
+              <w:t>浏览文章详情</w:t>
             </w:r>
           </w:p>
         </w:tc>
@@ -45544,7 +46892,7 @@
               </w:rPr>
             </w:pPr>
             <w:r>
-              <w:t>进入票务页面选择音乐节场次</w:t>
+              <w:t>点击资讯列表中的文章</w:t>
             </w:r>
           </w:p>
         </w:tc>
@@ -45561,7 +46909,7 @@
               </w:rPr>
             </w:pPr>
             <w:r>
-              <w:t>显示对应票区、价格及剩余库存</w:t>
+              <w:t>进入详情页并显示正文与评论区</w:t>
             </w:r>
           </w:p>
         </w:tc>
@@ -45633,7 +46981,7 @@
               </w:rPr>
             </w:pPr>
             <w:r>
-              <w:t>正常购票</w:t>
+              <w:t>发布评论</w:t>
             </w:r>
           </w:p>
         </w:tc>
@@ -45650,7 +46998,7 @@
               </w:rPr>
             </w:pPr>
             <w:r>
-              <w:t>选择有效票区并填写实名信息提交</w:t>
+              <w:t>输入评论内容后提交</w:t>
             </w:r>
           </w:p>
         </w:tc>
@@ -45667,7 +47015,7 @@
               </w:rPr>
             </w:pPr>
             <w:r>
-              <w:t>生成购票订单并返回支付入口</w:t>
+              <w:t>评论写入数据库并在页面展示</w:t>
             </w:r>
           </w:p>
         </w:tc>
@@ -45739,7 +47087,7 @@
               </w:rPr>
             </w:pPr>
             <w:r>
-              <w:t>库存不足</w:t>
+              <w:t>空评论拦截</w:t>
             </w:r>
           </w:p>
         </w:tc>
@@ -45756,7 +47104,7 @@
               </w:rPr>
             </w:pPr>
             <w:r>
-              <w:t>选择已售罄或库存不足票区提交</w:t>
+              <w:t>不输入内容直接提交评论</w:t>
             </w:r>
           </w:p>
         </w:tc>
@@ -45773,7 +47121,7 @@
               </w:rPr>
             </w:pPr>
             <w:r>
-              <w:t>提示库存不足，不生成订单</w:t>
+              <w:t>提示评论内容不能为空</w:t>
             </w:r>
           </w:p>
         </w:tc>
@@ -45851,7 +47199,7 @@
               </w:rPr>
             </w:pPr>
             <w:r>
-              <w:t>重复实名购票</w:t>
+              <w:t>点赞互动</w:t>
             </w:r>
           </w:p>
         </w:tc>
@@ -45871,7 +47219,7 @@
               </w:rPr>
             </w:pPr>
             <w:r>
-              <w:t>同一身份证同场次再次提交购票</w:t>
+              <w:t>对文章或评论执行点赞</w:t>
             </w:r>
           </w:p>
         </w:tc>
@@ -45891,7 +47239,7 @@
               </w:rPr>
             </w:pPr>
             <w:r>
-              <w:t>系统拦截重复购票并提示失败</w:t>
+              <w:t>点赞数正确增加并实时刷新</w:t>
             </w:r>
           </w:p>
         </w:tc>
@@ -45948,7 +47296,7 @@
         </w:rPr>
       </w:pPr>
       <w:r>
-        <w:t>表5-3商品下单与支付功能测试</w:t>
+        <w:t>表5-5积分兑换功能测试</w:t>
       </w:r>
     </w:p>
     <w:p>
@@ -45959,7 +47307,7 @@
         </w:rPr>
       </w:pPr>
       <w:r>
-        <w:t>商品下单与支付功能承担音乐节周边商品售卖任务，覆盖商品浏览、购物车结算、订单创建和支付状态流转等业务环节。本测试主要验证商品库存校验、金额统计、订单生成和模拟支付后的状态更新是否正确，以保证用户购买周边商品时能够得到连续、可靠且可追踪的交易体验。</w:t>
+        <w:t>积分兑换功能体现了系统在互动运营与用户激励方面的设计思路，涉及积分余额扣减、兑换订单生成、库存控制和状态跟踪等业务逻辑。本测试主要验证用户在积分商城中选择商品后，系统能否正确校验积分与库存条件，并在兑换成功后形成完整的兑换记录和积分流水数据。</w:t>
       </w:r>
     </w:p>
     <w:tbl>
@@ -46161,7 +47509,7 @@
               </w:rPr>
             </w:pPr>
             <w:r>
-              <w:t>加入购物车</w:t>
+              <w:t>浏览积分商品</w:t>
             </w:r>
           </w:p>
         </w:tc>
@@ -46178,7 +47526,7 @@
               </w:rPr>
             </w:pPr>
             <w:r>
-              <w:t>选择周边商品并加入购物车</w:t>
+              <w:t>进入积分商城查看商品列表</w:t>
             </w:r>
           </w:p>
         </w:tc>
@@ -46195,7 +47543,7 @@
               </w:rPr>
             </w:pPr>
             <w:r>
-              <w:t>商品成功加入购物车并显示数量</w:t>
+              <w:t>显示商品名称、所需积分与库存</w:t>
             </w:r>
           </w:p>
         </w:tc>
@@ -46267,7 +47615,7 @@
               </w:rPr>
             </w:pPr>
             <w:r>
-              <w:t>提交订单</w:t>
+              <w:t>正常兑换</w:t>
             </w:r>
           </w:p>
         </w:tc>
@@ -46284,7 +47632,7 @@
               </w:rPr>
             </w:pPr>
             <w:r>
-              <w:t>在结算页确认收货地址并提交</w:t>
+              <w:t>积分充足时提交兑换申请</w:t>
             </w:r>
           </w:p>
         </w:tc>
@@ -46301,7 +47649,7 @@
               </w:rPr>
             </w:pPr>
             <w:r>
-              <w:t>生成商品订单及订单明细记录</w:t>
+              <w:t>生成兑换订单并扣减对应积分</w:t>
             </w:r>
           </w:p>
         </w:tc>
@@ -46373,7 +47721,7 @@
               </w:rPr>
             </w:pPr>
             <w:r>
-              <w:t>支付成功</w:t>
+              <w:t>积分不足</w:t>
             </w:r>
           </w:p>
         </w:tc>
@@ -46390,7 +47738,7 @@
               </w:rPr>
             </w:pPr>
             <w:r>
-              <w:t>点击模拟支付并返回成功结果</w:t>
+              <w:t>积分少于所需积分时提交兑换</w:t>
             </w:r>
           </w:p>
         </w:tc>
@@ -46407,7 +47755,7 @@
               </w:rPr>
             </w:pPr>
             <w:r>
-              <w:t>订单状态更新为已支付</w:t>
+              <w:t>提示积分不足，不生成兑换订单</w:t>
             </w:r>
           </w:p>
         </w:tc>
@@ -46485,1274 +47833,6 @@
               </w:rPr>
             </w:pPr>
             <w:r>
-              <w:t>库存不足下单</w:t>
-            </w:r>
-          </w:p>
-        </w:tc>
-        <w:tc>
-          <w:tcPr>
-            <w:tcW w:w="3061" w:type="dxa"/>
-            <w:tcBorders>
-              <w:bottom w:val="single" w:color="000000" w:sz="8" w:space="0"/>
-            </w:tcBorders>
-            <w:vAlign w:val="center"/>
-          </w:tcPr>
-          <w:p>
-            <w:pPr>
-              <w:ind w:firstLine="0" w:firstLineChars="0"/>
-              <w:rPr>
-                <w:rFonts w:hint="eastAsia"/>
-              </w:rPr>
-            </w:pPr>
-            <w:r>
-              <w:t>库存不足情况下继续提交订单</w:t>
-            </w:r>
-          </w:p>
-        </w:tc>
-        <w:tc>
-          <w:tcPr>
-            <w:tcW w:w="3061" w:type="dxa"/>
-            <w:tcBorders>
-              <w:bottom w:val="single" w:color="000000" w:sz="8" w:space="0"/>
-            </w:tcBorders>
-            <w:vAlign w:val="center"/>
-          </w:tcPr>
-          <w:p>
-            <w:pPr>
-              <w:ind w:firstLine="0" w:firstLineChars="0"/>
-              <w:rPr>
-                <w:rFonts w:hint="eastAsia"/>
-              </w:rPr>
-            </w:pPr>
-            <w:r>
-              <w:t>系统提示库存不足并终止提交</w:t>
-            </w:r>
-          </w:p>
-        </w:tc>
-        <w:tc>
-          <w:tcPr>
-            <w:tcW w:w="1020" w:type="dxa"/>
-            <w:tcBorders>
-              <w:bottom w:val="single" w:color="000000" w:sz="8" w:space="0"/>
-            </w:tcBorders>
-            <w:vAlign w:val="center"/>
-          </w:tcPr>
-          <w:p>
-            <w:pPr>
-              <w:ind w:firstLine="0" w:firstLineChars="0"/>
-              <w:rPr>
-                <w:rFonts w:hint="eastAsia"/>
-              </w:rPr>
-            </w:pPr>
-            <w:r>
-              <w:t>通过</w:t>
-            </w:r>
-          </w:p>
-        </w:tc>
-      </w:tr>
-    </w:tbl>
-    <w:p>
-      <w:pPr>
-        <w:ind w:firstLine="0" w:firstLineChars="0"/>
-        <w:rPr>
-          <w:rFonts w:hint="eastAsia"/>
-        </w:rPr>
-      </w:pPr>
-      <w:r>
-        <w:t>测试结论：以上用例执行结果均达到预期，说明该模块的核心业务流程能够稳定运行，具备基本的可用性与正确性。</w:t>
-      </w:r>
-    </w:p>
-    <w:p>
-      <w:pPr>
-        <w:ind w:firstLine="0" w:firstLineChars="0"/>
-        <w:rPr>
-          <w:rFonts w:hint="eastAsia"/>
-        </w:rPr>
-      </w:pPr>
-      <w:r>
-        <w:br w:type="page"/>
-      </w:r>
-    </w:p>
-    <w:p>
-      <w:pPr>
-        <w:ind w:firstLine="0" w:firstLineChars="0"/>
-        <w:jc w:val="center"/>
-        <w:rPr>
-          <w:rFonts w:hint="eastAsia"/>
-        </w:rPr>
-      </w:pPr>
-      <w:r>
-        <w:t>表5-4资讯评论互动功能测试</w:t>
-      </w:r>
-    </w:p>
-    <w:p>
-      <w:pPr>
-        <w:ind w:firstLine="480"/>
-        <w:rPr>
-          <w:rFonts w:hint="eastAsia"/>
-        </w:rPr>
-      </w:pPr>
-      <w:r>
-        <w:t>资讯评论互动功能用于提升用户在音乐节平台中的参与度和停留时长，既包含文章浏览后的评论发布，也包含点赞等互动行为。本测试重点检验评论内容提交、文章与用户关联、重复操作限制以及页面刷新后的展示效果，确保资讯模块能够形成稳定的内容传播与互动闭环。</w:t>
-      </w:r>
-    </w:p>
-    <w:tbl>
-      <w:tblPr>
-        <w:tblStyle w:val="34"/>
-        <w:tblW w:w="0" w:type="auto"/>
-        <w:jc w:val="center"/>
-        <w:tblBorders>
-          <w:top w:val="single" w:color="000000" w:sz="12" w:space="0"/>
-          <w:left w:val="none" w:color="auto" w:sz="0" w:space="0"/>
-          <w:bottom w:val="single" w:color="000000" w:sz="12" w:space="0"/>
-          <w:right w:val="none" w:color="auto" w:sz="0" w:space="0"/>
-          <w:insideH w:val="single" w:color="000000" w:sz="6" w:space="0"/>
-          <w:insideV w:val="none" w:color="auto" w:sz="0" w:space="0"/>
-        </w:tblBorders>
-        <w:tblLayout w:type="fixed"/>
-        <w:tblCellMar>
-          <w:top w:w="0" w:type="dxa"/>
-          <w:left w:w="108" w:type="dxa"/>
-          <w:bottom w:w="0" w:type="dxa"/>
-          <w:right w:w="108" w:type="dxa"/>
-        </w:tblCellMar>
-      </w:tblPr>
-      <w:tblGrid>
-        <w:gridCol w:w="680"/>
-        <w:gridCol w:w="1871"/>
-        <w:gridCol w:w="3061"/>
-        <w:gridCol w:w="3061"/>
-        <w:gridCol w:w="1020"/>
-      </w:tblGrid>
-      <w:tr>
-        <w:tblPrEx>
-          <w:tblBorders>
-            <w:top w:val="single" w:color="000000" w:sz="12" w:space="0"/>
-            <w:left w:val="none" w:color="auto" w:sz="0" w:space="0"/>
-            <w:bottom w:val="single" w:color="000000" w:sz="12" w:space="0"/>
-            <w:right w:val="none" w:color="auto" w:sz="0" w:space="0"/>
-            <w:insideH w:val="single" w:color="000000" w:sz="6" w:space="0"/>
-            <w:insideV w:val="none" w:color="auto" w:sz="0" w:space="0"/>
-          </w:tblBorders>
-          <w:tblCellMar>
-            <w:top w:w="0" w:type="dxa"/>
-            <w:left w:w="108" w:type="dxa"/>
-            <w:bottom w:w="0" w:type="dxa"/>
-            <w:right w:w="108" w:type="dxa"/>
-          </w:tblCellMar>
-        </w:tblPrEx>
-        <w:trPr>
-          <w:jc w:val="center"/>
-        </w:trPr>
-        <w:tc>
-          <w:tcPr>
-            <w:tcW w:w="680" w:type="dxa"/>
-            <w:tcBorders>
-              <w:bottom w:val="single" w:color="000000" w:sz="8" w:space="0"/>
-            </w:tcBorders>
-            <w:vAlign w:val="center"/>
-          </w:tcPr>
-          <w:p>
-            <w:pPr>
-              <w:ind w:firstLine="0" w:firstLineChars="0"/>
-              <w:rPr>
-                <w:rFonts w:hint="eastAsia"/>
-              </w:rPr>
-            </w:pPr>
-            <w:r>
-              <w:t>序号</w:t>
-            </w:r>
-          </w:p>
-        </w:tc>
-        <w:tc>
-          <w:tcPr>
-            <w:tcW w:w="1871" w:type="dxa"/>
-            <w:tcBorders>
-              <w:bottom w:val="single" w:color="000000" w:sz="8" w:space="0"/>
-            </w:tcBorders>
-            <w:vAlign w:val="center"/>
-          </w:tcPr>
-          <w:p>
-            <w:pPr>
-              <w:ind w:firstLine="0" w:firstLineChars="0"/>
-              <w:rPr>
-                <w:rFonts w:hint="eastAsia"/>
-              </w:rPr>
-            </w:pPr>
-            <w:r>
-              <w:t>测试内容</w:t>
-            </w:r>
-          </w:p>
-        </w:tc>
-        <w:tc>
-          <w:tcPr>
-            <w:tcW w:w="3061" w:type="dxa"/>
-            <w:tcBorders>
-              <w:bottom w:val="single" w:color="000000" w:sz="8" w:space="0"/>
-            </w:tcBorders>
-            <w:vAlign w:val="center"/>
-          </w:tcPr>
-          <w:p>
-            <w:pPr>
-              <w:ind w:firstLine="0" w:firstLineChars="0"/>
-              <w:rPr>
-                <w:rFonts w:hint="eastAsia"/>
-              </w:rPr>
-            </w:pPr>
-            <w:r>
-              <w:t>输入/操作</w:t>
-            </w:r>
-          </w:p>
-        </w:tc>
-        <w:tc>
-          <w:tcPr>
-            <w:tcW w:w="3061" w:type="dxa"/>
-            <w:tcBorders>
-              <w:bottom w:val="single" w:color="000000" w:sz="8" w:space="0"/>
-            </w:tcBorders>
-            <w:vAlign w:val="center"/>
-          </w:tcPr>
-          <w:p>
-            <w:pPr>
-              <w:ind w:firstLine="0" w:firstLineChars="0"/>
-              <w:rPr>
-                <w:rFonts w:hint="eastAsia"/>
-              </w:rPr>
-            </w:pPr>
-            <w:r>
-              <w:t>预期结果</w:t>
-            </w:r>
-          </w:p>
-        </w:tc>
-        <w:tc>
-          <w:tcPr>
-            <w:tcW w:w="1020" w:type="dxa"/>
-            <w:tcBorders>
-              <w:bottom w:val="single" w:color="000000" w:sz="8" w:space="0"/>
-            </w:tcBorders>
-            <w:vAlign w:val="center"/>
-          </w:tcPr>
-          <w:p>
-            <w:pPr>
-              <w:ind w:firstLine="0" w:firstLineChars="0"/>
-              <w:rPr>
-                <w:rFonts w:hint="eastAsia"/>
-              </w:rPr>
-            </w:pPr>
-            <w:r>
-              <w:t>测试结果</w:t>
-            </w:r>
-          </w:p>
-        </w:tc>
-      </w:tr>
-      <w:tr>
-        <w:tblPrEx>
-          <w:tblBorders>
-            <w:top w:val="single" w:color="000000" w:sz="12" w:space="0"/>
-            <w:left w:val="none" w:color="auto" w:sz="0" w:space="0"/>
-            <w:bottom w:val="single" w:color="000000" w:sz="12" w:space="0"/>
-            <w:right w:val="none" w:color="auto" w:sz="0" w:space="0"/>
-            <w:insideH w:val="single" w:color="000000" w:sz="6" w:space="0"/>
-            <w:insideV w:val="none" w:color="auto" w:sz="0" w:space="0"/>
-          </w:tblBorders>
-          <w:tblCellMar>
-            <w:top w:w="0" w:type="dxa"/>
-            <w:left w:w="108" w:type="dxa"/>
-            <w:bottom w:w="0" w:type="dxa"/>
-            <w:right w:w="108" w:type="dxa"/>
-          </w:tblCellMar>
-        </w:tblPrEx>
-        <w:trPr>
-          <w:jc w:val="center"/>
-        </w:trPr>
-        <w:tc>
-          <w:tcPr>
-            <w:tcW w:w="680" w:type="dxa"/>
-            <w:vAlign w:val="center"/>
-          </w:tcPr>
-          <w:p>
-            <w:pPr>
-              <w:ind w:firstLine="0" w:firstLineChars="0"/>
-              <w:rPr>
-                <w:rFonts w:hint="eastAsia"/>
-              </w:rPr>
-            </w:pPr>
-            <w:r>
-              <w:t>1</w:t>
-            </w:r>
-          </w:p>
-        </w:tc>
-        <w:tc>
-          <w:tcPr>
-            <w:tcW w:w="1871" w:type="dxa"/>
-            <w:vAlign w:val="center"/>
-          </w:tcPr>
-          <w:p>
-            <w:pPr>
-              <w:ind w:firstLine="0" w:firstLineChars="0"/>
-              <w:rPr>
-                <w:rFonts w:hint="eastAsia"/>
-              </w:rPr>
-            </w:pPr>
-            <w:r>
-              <w:t>浏览文章详情</w:t>
-            </w:r>
-          </w:p>
-        </w:tc>
-        <w:tc>
-          <w:tcPr>
-            <w:tcW w:w="3061" w:type="dxa"/>
-            <w:vAlign w:val="center"/>
-          </w:tcPr>
-          <w:p>
-            <w:pPr>
-              <w:ind w:firstLine="0" w:firstLineChars="0"/>
-              <w:rPr>
-                <w:rFonts w:hint="eastAsia"/>
-              </w:rPr>
-            </w:pPr>
-            <w:r>
-              <w:t>点击资讯列表中的文章</w:t>
-            </w:r>
-          </w:p>
-        </w:tc>
-        <w:tc>
-          <w:tcPr>
-            <w:tcW w:w="3061" w:type="dxa"/>
-            <w:vAlign w:val="center"/>
-          </w:tcPr>
-          <w:p>
-            <w:pPr>
-              <w:ind w:firstLine="0" w:firstLineChars="0"/>
-              <w:rPr>
-                <w:rFonts w:hint="eastAsia"/>
-              </w:rPr>
-            </w:pPr>
-            <w:r>
-              <w:t>进入详情页并显示正文与评论区</w:t>
-            </w:r>
-          </w:p>
-        </w:tc>
-        <w:tc>
-          <w:tcPr>
-            <w:tcW w:w="1020" w:type="dxa"/>
-            <w:vAlign w:val="center"/>
-          </w:tcPr>
-          <w:p>
-            <w:pPr>
-              <w:ind w:firstLine="0" w:firstLineChars="0"/>
-              <w:rPr>
-                <w:rFonts w:hint="eastAsia"/>
-              </w:rPr>
-            </w:pPr>
-            <w:r>
-              <w:t>通过</w:t>
-            </w:r>
-          </w:p>
-        </w:tc>
-      </w:tr>
-      <w:tr>
-        <w:tblPrEx>
-          <w:tblBorders>
-            <w:top w:val="single" w:color="000000" w:sz="12" w:space="0"/>
-            <w:left w:val="none" w:color="auto" w:sz="0" w:space="0"/>
-            <w:bottom w:val="single" w:color="000000" w:sz="12" w:space="0"/>
-            <w:right w:val="none" w:color="auto" w:sz="0" w:space="0"/>
-            <w:insideH w:val="single" w:color="000000" w:sz="6" w:space="0"/>
-            <w:insideV w:val="none" w:color="auto" w:sz="0" w:space="0"/>
-          </w:tblBorders>
-          <w:tblCellMar>
-            <w:top w:w="0" w:type="dxa"/>
-            <w:left w:w="108" w:type="dxa"/>
-            <w:bottom w:w="0" w:type="dxa"/>
-            <w:right w:w="108" w:type="dxa"/>
-          </w:tblCellMar>
-        </w:tblPrEx>
-        <w:trPr>
-          <w:jc w:val="center"/>
-        </w:trPr>
-        <w:tc>
-          <w:tcPr>
-            <w:tcW w:w="680" w:type="dxa"/>
-            <w:vAlign w:val="center"/>
-          </w:tcPr>
-          <w:p>
-            <w:pPr>
-              <w:ind w:firstLine="0" w:firstLineChars="0"/>
-              <w:rPr>
-                <w:rFonts w:hint="eastAsia"/>
-              </w:rPr>
-            </w:pPr>
-            <w:r>
-              <w:t>2</w:t>
-            </w:r>
-          </w:p>
-        </w:tc>
-        <w:tc>
-          <w:tcPr>
-            <w:tcW w:w="1871" w:type="dxa"/>
-            <w:vAlign w:val="center"/>
-          </w:tcPr>
-          <w:p>
-            <w:pPr>
-              <w:ind w:firstLine="0" w:firstLineChars="0"/>
-              <w:rPr>
-                <w:rFonts w:hint="eastAsia"/>
-              </w:rPr>
-            </w:pPr>
-            <w:r>
-              <w:t>发布评论</w:t>
-            </w:r>
-          </w:p>
-        </w:tc>
-        <w:tc>
-          <w:tcPr>
-            <w:tcW w:w="3061" w:type="dxa"/>
-            <w:vAlign w:val="center"/>
-          </w:tcPr>
-          <w:p>
-            <w:pPr>
-              <w:ind w:firstLine="0" w:firstLineChars="0"/>
-              <w:rPr>
-                <w:rFonts w:hint="eastAsia"/>
-              </w:rPr>
-            </w:pPr>
-            <w:r>
-              <w:t>输入评论内容后提交</w:t>
-            </w:r>
-          </w:p>
-        </w:tc>
-        <w:tc>
-          <w:tcPr>
-            <w:tcW w:w="3061" w:type="dxa"/>
-            <w:vAlign w:val="center"/>
-          </w:tcPr>
-          <w:p>
-            <w:pPr>
-              <w:ind w:firstLine="0" w:firstLineChars="0"/>
-              <w:rPr>
-                <w:rFonts w:hint="eastAsia"/>
-              </w:rPr>
-            </w:pPr>
-            <w:r>
-              <w:t>评论写入数据库并在页面展示</w:t>
-            </w:r>
-          </w:p>
-        </w:tc>
-        <w:tc>
-          <w:tcPr>
-            <w:tcW w:w="1020" w:type="dxa"/>
-            <w:vAlign w:val="center"/>
-          </w:tcPr>
-          <w:p>
-            <w:pPr>
-              <w:ind w:firstLine="0" w:firstLineChars="0"/>
-              <w:rPr>
-                <w:rFonts w:hint="eastAsia"/>
-              </w:rPr>
-            </w:pPr>
-            <w:r>
-              <w:t>通过</w:t>
-            </w:r>
-          </w:p>
-        </w:tc>
-      </w:tr>
-      <w:tr>
-        <w:tblPrEx>
-          <w:tblBorders>
-            <w:top w:val="single" w:color="000000" w:sz="12" w:space="0"/>
-            <w:left w:val="none" w:color="auto" w:sz="0" w:space="0"/>
-            <w:bottom w:val="single" w:color="000000" w:sz="12" w:space="0"/>
-            <w:right w:val="none" w:color="auto" w:sz="0" w:space="0"/>
-            <w:insideH w:val="single" w:color="000000" w:sz="6" w:space="0"/>
-            <w:insideV w:val="none" w:color="auto" w:sz="0" w:space="0"/>
-          </w:tblBorders>
-          <w:tblCellMar>
-            <w:top w:w="0" w:type="dxa"/>
-            <w:left w:w="108" w:type="dxa"/>
-            <w:bottom w:w="0" w:type="dxa"/>
-            <w:right w:w="108" w:type="dxa"/>
-          </w:tblCellMar>
-        </w:tblPrEx>
-        <w:trPr>
-          <w:jc w:val="center"/>
-        </w:trPr>
-        <w:tc>
-          <w:tcPr>
-            <w:tcW w:w="680" w:type="dxa"/>
-            <w:vAlign w:val="center"/>
-          </w:tcPr>
-          <w:p>
-            <w:pPr>
-              <w:ind w:firstLine="0" w:firstLineChars="0"/>
-              <w:rPr>
-                <w:rFonts w:hint="eastAsia"/>
-              </w:rPr>
-            </w:pPr>
-            <w:r>
-              <w:t>3</w:t>
-            </w:r>
-          </w:p>
-        </w:tc>
-        <w:tc>
-          <w:tcPr>
-            <w:tcW w:w="1871" w:type="dxa"/>
-            <w:vAlign w:val="center"/>
-          </w:tcPr>
-          <w:p>
-            <w:pPr>
-              <w:ind w:firstLine="0" w:firstLineChars="0"/>
-              <w:rPr>
-                <w:rFonts w:hint="eastAsia"/>
-              </w:rPr>
-            </w:pPr>
-            <w:r>
-              <w:t>空评论拦截</w:t>
-            </w:r>
-          </w:p>
-        </w:tc>
-        <w:tc>
-          <w:tcPr>
-            <w:tcW w:w="3061" w:type="dxa"/>
-            <w:vAlign w:val="center"/>
-          </w:tcPr>
-          <w:p>
-            <w:pPr>
-              <w:ind w:firstLine="0" w:firstLineChars="0"/>
-              <w:rPr>
-                <w:rFonts w:hint="eastAsia"/>
-              </w:rPr>
-            </w:pPr>
-            <w:r>
-              <w:t>不输入内容直接提交评论</w:t>
-            </w:r>
-          </w:p>
-        </w:tc>
-        <w:tc>
-          <w:tcPr>
-            <w:tcW w:w="3061" w:type="dxa"/>
-            <w:vAlign w:val="center"/>
-          </w:tcPr>
-          <w:p>
-            <w:pPr>
-              <w:ind w:firstLine="0" w:firstLineChars="0"/>
-              <w:rPr>
-                <w:rFonts w:hint="eastAsia"/>
-              </w:rPr>
-            </w:pPr>
-            <w:r>
-              <w:t>提示评论内容不能为空</w:t>
-            </w:r>
-          </w:p>
-        </w:tc>
-        <w:tc>
-          <w:tcPr>
-            <w:tcW w:w="1020" w:type="dxa"/>
-            <w:vAlign w:val="center"/>
-          </w:tcPr>
-          <w:p>
-            <w:pPr>
-              <w:ind w:firstLine="0" w:firstLineChars="0"/>
-              <w:rPr>
-                <w:rFonts w:hint="eastAsia"/>
-              </w:rPr>
-            </w:pPr>
-            <w:r>
-              <w:t>通过</w:t>
-            </w:r>
-          </w:p>
-        </w:tc>
-      </w:tr>
-      <w:tr>
-        <w:tblPrEx>
-          <w:tblBorders>
-            <w:top w:val="single" w:color="000000" w:sz="12" w:space="0"/>
-            <w:left w:val="none" w:color="auto" w:sz="0" w:space="0"/>
-            <w:bottom w:val="single" w:color="000000" w:sz="12" w:space="0"/>
-            <w:right w:val="none" w:color="auto" w:sz="0" w:space="0"/>
-            <w:insideH w:val="single" w:color="000000" w:sz="6" w:space="0"/>
-            <w:insideV w:val="none" w:color="auto" w:sz="0" w:space="0"/>
-          </w:tblBorders>
-          <w:tblCellMar>
-            <w:top w:w="0" w:type="dxa"/>
-            <w:left w:w="108" w:type="dxa"/>
-            <w:bottom w:w="0" w:type="dxa"/>
-            <w:right w:w="108" w:type="dxa"/>
-          </w:tblCellMar>
-        </w:tblPrEx>
-        <w:trPr>
-          <w:jc w:val="center"/>
-        </w:trPr>
-        <w:tc>
-          <w:tcPr>
-            <w:tcW w:w="680" w:type="dxa"/>
-            <w:tcBorders>
-              <w:bottom w:val="single" w:color="000000" w:sz="8" w:space="0"/>
-            </w:tcBorders>
-            <w:vAlign w:val="center"/>
-          </w:tcPr>
-          <w:p>
-            <w:pPr>
-              <w:ind w:firstLine="0" w:firstLineChars="0"/>
-              <w:rPr>
-                <w:rFonts w:hint="eastAsia"/>
-              </w:rPr>
-            </w:pPr>
-            <w:r>
-              <w:t>4</w:t>
-            </w:r>
-          </w:p>
-        </w:tc>
-        <w:tc>
-          <w:tcPr>
-            <w:tcW w:w="1871" w:type="dxa"/>
-            <w:tcBorders>
-              <w:bottom w:val="single" w:color="000000" w:sz="8" w:space="0"/>
-            </w:tcBorders>
-            <w:vAlign w:val="center"/>
-          </w:tcPr>
-          <w:p>
-            <w:pPr>
-              <w:ind w:firstLine="0" w:firstLineChars="0"/>
-              <w:rPr>
-                <w:rFonts w:hint="eastAsia"/>
-              </w:rPr>
-            </w:pPr>
-            <w:r>
-              <w:t>点赞互动</w:t>
-            </w:r>
-          </w:p>
-        </w:tc>
-        <w:tc>
-          <w:tcPr>
-            <w:tcW w:w="3061" w:type="dxa"/>
-            <w:tcBorders>
-              <w:bottom w:val="single" w:color="000000" w:sz="8" w:space="0"/>
-            </w:tcBorders>
-            <w:vAlign w:val="center"/>
-          </w:tcPr>
-          <w:p>
-            <w:pPr>
-              <w:ind w:firstLine="0" w:firstLineChars="0"/>
-              <w:rPr>
-                <w:rFonts w:hint="eastAsia"/>
-              </w:rPr>
-            </w:pPr>
-            <w:r>
-              <w:t>对文章或评论执行点赞</w:t>
-            </w:r>
-          </w:p>
-        </w:tc>
-        <w:tc>
-          <w:tcPr>
-            <w:tcW w:w="3061" w:type="dxa"/>
-            <w:tcBorders>
-              <w:bottom w:val="single" w:color="000000" w:sz="8" w:space="0"/>
-            </w:tcBorders>
-            <w:vAlign w:val="center"/>
-          </w:tcPr>
-          <w:p>
-            <w:pPr>
-              <w:ind w:firstLine="0" w:firstLineChars="0"/>
-              <w:rPr>
-                <w:rFonts w:hint="eastAsia"/>
-              </w:rPr>
-            </w:pPr>
-            <w:r>
-              <w:t>点赞数正确增加并实时刷新</w:t>
-            </w:r>
-          </w:p>
-        </w:tc>
-        <w:tc>
-          <w:tcPr>
-            <w:tcW w:w="1020" w:type="dxa"/>
-            <w:tcBorders>
-              <w:bottom w:val="single" w:color="000000" w:sz="8" w:space="0"/>
-            </w:tcBorders>
-            <w:vAlign w:val="center"/>
-          </w:tcPr>
-          <w:p>
-            <w:pPr>
-              <w:ind w:firstLine="0" w:firstLineChars="0"/>
-              <w:rPr>
-                <w:rFonts w:hint="eastAsia"/>
-              </w:rPr>
-            </w:pPr>
-            <w:r>
-              <w:t>通过</w:t>
-            </w:r>
-          </w:p>
-        </w:tc>
-      </w:tr>
-    </w:tbl>
-    <w:p>
-      <w:pPr>
-        <w:ind w:firstLine="0" w:firstLineChars="0"/>
-        <w:rPr>
-          <w:rFonts w:hint="eastAsia"/>
-        </w:rPr>
-      </w:pPr>
-      <w:r>
-        <w:t>测试结论：以上用例执行结果均达到预期，说明该模块的核心业务流程能够稳定运行，具备基本的可用性与正确性。</w:t>
-      </w:r>
-    </w:p>
-    <w:p>
-      <w:pPr>
-        <w:ind w:firstLine="0" w:firstLineChars="0"/>
-        <w:rPr>
-          <w:rFonts w:hint="eastAsia"/>
-        </w:rPr>
-      </w:pPr>
-      <w:r>
-        <w:br w:type="page"/>
-      </w:r>
-    </w:p>
-    <w:p>
-      <w:pPr>
-        <w:ind w:firstLine="0" w:firstLineChars="0"/>
-        <w:jc w:val="center"/>
-        <w:rPr>
-          <w:rFonts w:hint="eastAsia"/>
-        </w:rPr>
-      </w:pPr>
-      <w:r>
-        <w:t>表5-5积分兑换功能测试</w:t>
-      </w:r>
-    </w:p>
-    <w:p>
-      <w:pPr>
-        <w:ind w:firstLine="480"/>
-        <w:rPr>
-          <w:rFonts w:hint="eastAsia"/>
-        </w:rPr>
-      </w:pPr>
-      <w:r>
-        <w:t>积分兑换功能体现了系统在互动运营与用户激励方面的设计思路，涉及积分余额扣减、兑换订单生成、库存控制和状态跟踪等业务逻辑。本测试主要验证用户在积分商城中选择商品后，系统能否正确校验积分与库存条件，并在兑换成功后形成完整的兑换记录和积分流水数据。</w:t>
-      </w:r>
-    </w:p>
-    <w:tbl>
-      <w:tblPr>
-        <w:tblStyle w:val="34"/>
-        <w:tblW w:w="0" w:type="auto"/>
-        <w:jc w:val="center"/>
-        <w:tblBorders>
-          <w:top w:val="single" w:color="000000" w:sz="12" w:space="0"/>
-          <w:left w:val="none" w:color="auto" w:sz="0" w:space="0"/>
-          <w:bottom w:val="single" w:color="000000" w:sz="12" w:space="0"/>
-          <w:right w:val="none" w:color="auto" w:sz="0" w:space="0"/>
-          <w:insideH w:val="single" w:color="000000" w:sz="6" w:space="0"/>
-          <w:insideV w:val="none" w:color="auto" w:sz="0" w:space="0"/>
-        </w:tblBorders>
-        <w:tblLayout w:type="fixed"/>
-        <w:tblCellMar>
-          <w:top w:w="0" w:type="dxa"/>
-          <w:left w:w="108" w:type="dxa"/>
-          <w:bottom w:w="0" w:type="dxa"/>
-          <w:right w:w="108" w:type="dxa"/>
-        </w:tblCellMar>
-      </w:tblPr>
-      <w:tblGrid>
-        <w:gridCol w:w="680"/>
-        <w:gridCol w:w="1871"/>
-        <w:gridCol w:w="3061"/>
-        <w:gridCol w:w="3061"/>
-        <w:gridCol w:w="1020"/>
-      </w:tblGrid>
-      <w:tr>
-        <w:tblPrEx>
-          <w:tblBorders>
-            <w:top w:val="single" w:color="000000" w:sz="12" w:space="0"/>
-            <w:left w:val="none" w:color="auto" w:sz="0" w:space="0"/>
-            <w:bottom w:val="single" w:color="000000" w:sz="12" w:space="0"/>
-            <w:right w:val="none" w:color="auto" w:sz="0" w:space="0"/>
-            <w:insideH w:val="single" w:color="000000" w:sz="6" w:space="0"/>
-            <w:insideV w:val="none" w:color="auto" w:sz="0" w:space="0"/>
-          </w:tblBorders>
-          <w:tblCellMar>
-            <w:top w:w="0" w:type="dxa"/>
-            <w:left w:w="108" w:type="dxa"/>
-            <w:bottom w:w="0" w:type="dxa"/>
-            <w:right w:w="108" w:type="dxa"/>
-          </w:tblCellMar>
-        </w:tblPrEx>
-        <w:trPr>
-          <w:jc w:val="center"/>
-        </w:trPr>
-        <w:tc>
-          <w:tcPr>
-            <w:tcW w:w="680" w:type="dxa"/>
-            <w:tcBorders>
-              <w:bottom w:val="single" w:color="000000" w:sz="8" w:space="0"/>
-            </w:tcBorders>
-            <w:vAlign w:val="center"/>
-          </w:tcPr>
-          <w:p>
-            <w:pPr>
-              <w:ind w:firstLine="0" w:firstLineChars="0"/>
-              <w:rPr>
-                <w:rFonts w:hint="eastAsia"/>
-              </w:rPr>
-            </w:pPr>
-            <w:r>
-              <w:t>序号</w:t>
-            </w:r>
-          </w:p>
-        </w:tc>
-        <w:tc>
-          <w:tcPr>
-            <w:tcW w:w="1871" w:type="dxa"/>
-            <w:tcBorders>
-              <w:bottom w:val="single" w:color="000000" w:sz="8" w:space="0"/>
-            </w:tcBorders>
-            <w:vAlign w:val="center"/>
-          </w:tcPr>
-          <w:p>
-            <w:pPr>
-              <w:ind w:firstLine="0" w:firstLineChars="0"/>
-              <w:rPr>
-                <w:rFonts w:hint="eastAsia"/>
-              </w:rPr>
-            </w:pPr>
-            <w:r>
-              <w:t>测试内容</w:t>
-            </w:r>
-          </w:p>
-        </w:tc>
-        <w:tc>
-          <w:tcPr>
-            <w:tcW w:w="3061" w:type="dxa"/>
-            <w:tcBorders>
-              <w:bottom w:val="single" w:color="000000" w:sz="8" w:space="0"/>
-            </w:tcBorders>
-            <w:vAlign w:val="center"/>
-          </w:tcPr>
-          <w:p>
-            <w:pPr>
-              <w:ind w:firstLine="0" w:firstLineChars="0"/>
-              <w:rPr>
-                <w:rFonts w:hint="eastAsia"/>
-              </w:rPr>
-            </w:pPr>
-            <w:r>
-              <w:t>输入/操作</w:t>
-            </w:r>
-          </w:p>
-        </w:tc>
-        <w:tc>
-          <w:tcPr>
-            <w:tcW w:w="3061" w:type="dxa"/>
-            <w:tcBorders>
-              <w:bottom w:val="single" w:color="000000" w:sz="8" w:space="0"/>
-            </w:tcBorders>
-            <w:vAlign w:val="center"/>
-          </w:tcPr>
-          <w:p>
-            <w:pPr>
-              <w:ind w:firstLine="0" w:firstLineChars="0"/>
-              <w:rPr>
-                <w:rFonts w:hint="eastAsia"/>
-              </w:rPr>
-            </w:pPr>
-            <w:r>
-              <w:t>预期结果</w:t>
-            </w:r>
-          </w:p>
-        </w:tc>
-        <w:tc>
-          <w:tcPr>
-            <w:tcW w:w="1020" w:type="dxa"/>
-            <w:tcBorders>
-              <w:bottom w:val="single" w:color="000000" w:sz="8" w:space="0"/>
-            </w:tcBorders>
-            <w:vAlign w:val="center"/>
-          </w:tcPr>
-          <w:p>
-            <w:pPr>
-              <w:ind w:firstLine="0" w:firstLineChars="0"/>
-              <w:rPr>
-                <w:rFonts w:hint="eastAsia"/>
-              </w:rPr>
-            </w:pPr>
-            <w:r>
-              <w:t>测试结果</w:t>
-            </w:r>
-          </w:p>
-        </w:tc>
-      </w:tr>
-      <w:tr>
-        <w:tblPrEx>
-          <w:tblBorders>
-            <w:top w:val="single" w:color="000000" w:sz="12" w:space="0"/>
-            <w:left w:val="none" w:color="auto" w:sz="0" w:space="0"/>
-            <w:bottom w:val="single" w:color="000000" w:sz="12" w:space="0"/>
-            <w:right w:val="none" w:color="auto" w:sz="0" w:space="0"/>
-            <w:insideH w:val="single" w:color="000000" w:sz="6" w:space="0"/>
-            <w:insideV w:val="none" w:color="auto" w:sz="0" w:space="0"/>
-          </w:tblBorders>
-          <w:tblCellMar>
-            <w:top w:w="0" w:type="dxa"/>
-            <w:left w:w="108" w:type="dxa"/>
-            <w:bottom w:w="0" w:type="dxa"/>
-            <w:right w:w="108" w:type="dxa"/>
-          </w:tblCellMar>
-        </w:tblPrEx>
-        <w:trPr>
-          <w:jc w:val="center"/>
-        </w:trPr>
-        <w:tc>
-          <w:tcPr>
-            <w:tcW w:w="680" w:type="dxa"/>
-            <w:vAlign w:val="center"/>
-          </w:tcPr>
-          <w:p>
-            <w:pPr>
-              <w:ind w:firstLine="0" w:firstLineChars="0"/>
-              <w:rPr>
-                <w:rFonts w:hint="eastAsia"/>
-              </w:rPr>
-            </w:pPr>
-            <w:r>
-              <w:t>1</w:t>
-            </w:r>
-          </w:p>
-        </w:tc>
-        <w:tc>
-          <w:tcPr>
-            <w:tcW w:w="1871" w:type="dxa"/>
-            <w:vAlign w:val="center"/>
-          </w:tcPr>
-          <w:p>
-            <w:pPr>
-              <w:ind w:firstLine="0" w:firstLineChars="0"/>
-              <w:rPr>
-                <w:rFonts w:hint="eastAsia"/>
-              </w:rPr>
-            </w:pPr>
-            <w:r>
-              <w:t>浏览积分商品</w:t>
-            </w:r>
-          </w:p>
-        </w:tc>
-        <w:tc>
-          <w:tcPr>
-            <w:tcW w:w="3061" w:type="dxa"/>
-            <w:vAlign w:val="center"/>
-          </w:tcPr>
-          <w:p>
-            <w:pPr>
-              <w:ind w:firstLine="0" w:firstLineChars="0"/>
-              <w:rPr>
-                <w:rFonts w:hint="eastAsia"/>
-              </w:rPr>
-            </w:pPr>
-            <w:r>
-              <w:t>进入积分商城查看商品列表</w:t>
-            </w:r>
-          </w:p>
-        </w:tc>
-        <w:tc>
-          <w:tcPr>
-            <w:tcW w:w="3061" w:type="dxa"/>
-            <w:vAlign w:val="center"/>
-          </w:tcPr>
-          <w:p>
-            <w:pPr>
-              <w:ind w:firstLine="0" w:firstLineChars="0"/>
-              <w:rPr>
-                <w:rFonts w:hint="eastAsia"/>
-              </w:rPr>
-            </w:pPr>
-            <w:r>
-              <w:t>显示商品名称、所需积分与库存</w:t>
-            </w:r>
-          </w:p>
-        </w:tc>
-        <w:tc>
-          <w:tcPr>
-            <w:tcW w:w="1020" w:type="dxa"/>
-            <w:vAlign w:val="center"/>
-          </w:tcPr>
-          <w:p>
-            <w:pPr>
-              <w:ind w:firstLine="0" w:firstLineChars="0"/>
-              <w:rPr>
-                <w:rFonts w:hint="eastAsia"/>
-              </w:rPr>
-            </w:pPr>
-            <w:r>
-              <w:t>通过</w:t>
-            </w:r>
-          </w:p>
-        </w:tc>
-      </w:tr>
-      <w:tr>
-        <w:tblPrEx>
-          <w:tblBorders>
-            <w:top w:val="single" w:color="000000" w:sz="12" w:space="0"/>
-            <w:left w:val="none" w:color="auto" w:sz="0" w:space="0"/>
-            <w:bottom w:val="single" w:color="000000" w:sz="12" w:space="0"/>
-            <w:right w:val="none" w:color="auto" w:sz="0" w:space="0"/>
-            <w:insideH w:val="single" w:color="000000" w:sz="6" w:space="0"/>
-            <w:insideV w:val="none" w:color="auto" w:sz="0" w:space="0"/>
-          </w:tblBorders>
-          <w:tblCellMar>
-            <w:top w:w="0" w:type="dxa"/>
-            <w:left w:w="108" w:type="dxa"/>
-            <w:bottom w:w="0" w:type="dxa"/>
-            <w:right w:w="108" w:type="dxa"/>
-          </w:tblCellMar>
-        </w:tblPrEx>
-        <w:trPr>
-          <w:jc w:val="center"/>
-        </w:trPr>
-        <w:tc>
-          <w:tcPr>
-            <w:tcW w:w="680" w:type="dxa"/>
-            <w:vAlign w:val="center"/>
-          </w:tcPr>
-          <w:p>
-            <w:pPr>
-              <w:ind w:firstLine="0" w:firstLineChars="0"/>
-              <w:rPr>
-                <w:rFonts w:hint="eastAsia"/>
-              </w:rPr>
-            </w:pPr>
-            <w:r>
-              <w:t>2</w:t>
-            </w:r>
-          </w:p>
-        </w:tc>
-        <w:tc>
-          <w:tcPr>
-            <w:tcW w:w="1871" w:type="dxa"/>
-            <w:vAlign w:val="center"/>
-          </w:tcPr>
-          <w:p>
-            <w:pPr>
-              <w:ind w:firstLine="0" w:firstLineChars="0"/>
-              <w:rPr>
-                <w:rFonts w:hint="eastAsia"/>
-              </w:rPr>
-            </w:pPr>
-            <w:r>
-              <w:t>正常兑换</w:t>
-            </w:r>
-          </w:p>
-        </w:tc>
-        <w:tc>
-          <w:tcPr>
-            <w:tcW w:w="3061" w:type="dxa"/>
-            <w:vAlign w:val="center"/>
-          </w:tcPr>
-          <w:p>
-            <w:pPr>
-              <w:ind w:firstLine="0" w:firstLineChars="0"/>
-              <w:rPr>
-                <w:rFonts w:hint="eastAsia"/>
-              </w:rPr>
-            </w:pPr>
-            <w:r>
-              <w:t>积分充足时提交兑换申请</w:t>
-            </w:r>
-          </w:p>
-        </w:tc>
-        <w:tc>
-          <w:tcPr>
-            <w:tcW w:w="3061" w:type="dxa"/>
-            <w:vAlign w:val="center"/>
-          </w:tcPr>
-          <w:p>
-            <w:pPr>
-              <w:ind w:firstLine="0" w:firstLineChars="0"/>
-              <w:rPr>
-                <w:rFonts w:hint="eastAsia"/>
-              </w:rPr>
-            </w:pPr>
-            <w:r>
-              <w:t>生成兑换订单并扣减对应积分</w:t>
-            </w:r>
-          </w:p>
-        </w:tc>
-        <w:tc>
-          <w:tcPr>
-            <w:tcW w:w="1020" w:type="dxa"/>
-            <w:vAlign w:val="center"/>
-          </w:tcPr>
-          <w:p>
-            <w:pPr>
-              <w:ind w:firstLine="0" w:firstLineChars="0"/>
-              <w:rPr>
-                <w:rFonts w:hint="eastAsia"/>
-              </w:rPr>
-            </w:pPr>
-            <w:r>
-              <w:t>通过</w:t>
-            </w:r>
-          </w:p>
-        </w:tc>
-      </w:tr>
-      <w:tr>
-        <w:tblPrEx>
-          <w:tblBorders>
-            <w:top w:val="single" w:color="000000" w:sz="12" w:space="0"/>
-            <w:left w:val="none" w:color="auto" w:sz="0" w:space="0"/>
-            <w:bottom w:val="single" w:color="000000" w:sz="12" w:space="0"/>
-            <w:right w:val="none" w:color="auto" w:sz="0" w:space="0"/>
-            <w:insideH w:val="single" w:color="000000" w:sz="6" w:space="0"/>
-            <w:insideV w:val="none" w:color="auto" w:sz="0" w:space="0"/>
-          </w:tblBorders>
-          <w:tblCellMar>
-            <w:top w:w="0" w:type="dxa"/>
-            <w:left w:w="108" w:type="dxa"/>
-            <w:bottom w:w="0" w:type="dxa"/>
-            <w:right w:w="108" w:type="dxa"/>
-          </w:tblCellMar>
-        </w:tblPrEx>
-        <w:trPr>
-          <w:jc w:val="center"/>
-        </w:trPr>
-        <w:tc>
-          <w:tcPr>
-            <w:tcW w:w="680" w:type="dxa"/>
-            <w:vAlign w:val="center"/>
-          </w:tcPr>
-          <w:p>
-            <w:pPr>
-              <w:ind w:firstLine="0" w:firstLineChars="0"/>
-              <w:rPr>
-                <w:rFonts w:hint="eastAsia"/>
-              </w:rPr>
-            </w:pPr>
-            <w:r>
-              <w:t>3</w:t>
-            </w:r>
-          </w:p>
-        </w:tc>
-        <w:tc>
-          <w:tcPr>
-            <w:tcW w:w="1871" w:type="dxa"/>
-            <w:vAlign w:val="center"/>
-          </w:tcPr>
-          <w:p>
-            <w:pPr>
-              <w:ind w:firstLine="0" w:firstLineChars="0"/>
-              <w:rPr>
-                <w:rFonts w:hint="eastAsia"/>
-              </w:rPr>
-            </w:pPr>
-            <w:r>
-              <w:t>积分不足</w:t>
-            </w:r>
-          </w:p>
-        </w:tc>
-        <w:tc>
-          <w:tcPr>
-            <w:tcW w:w="3061" w:type="dxa"/>
-            <w:vAlign w:val="center"/>
-          </w:tcPr>
-          <w:p>
-            <w:pPr>
-              <w:ind w:firstLine="0" w:firstLineChars="0"/>
-              <w:rPr>
-                <w:rFonts w:hint="eastAsia"/>
-              </w:rPr>
-            </w:pPr>
-            <w:r>
-              <w:t>积分少于所需积分时提交兑换</w:t>
-            </w:r>
-          </w:p>
-        </w:tc>
-        <w:tc>
-          <w:tcPr>
-            <w:tcW w:w="3061" w:type="dxa"/>
-            <w:vAlign w:val="center"/>
-          </w:tcPr>
-          <w:p>
-            <w:pPr>
-              <w:ind w:firstLine="0" w:firstLineChars="0"/>
-              <w:rPr>
-                <w:rFonts w:hint="eastAsia"/>
-              </w:rPr>
-            </w:pPr>
-            <w:r>
-              <w:t>提示积分不足，不生成兑换订单</w:t>
-            </w:r>
-          </w:p>
-        </w:tc>
-        <w:tc>
-          <w:tcPr>
-            <w:tcW w:w="1020" w:type="dxa"/>
-            <w:vAlign w:val="center"/>
-          </w:tcPr>
-          <w:p>
-            <w:pPr>
-              <w:ind w:firstLine="0" w:firstLineChars="0"/>
-              <w:rPr>
-                <w:rFonts w:hint="eastAsia"/>
-              </w:rPr>
-            </w:pPr>
-            <w:r>
-              <w:t>通过</w:t>
-            </w:r>
-          </w:p>
-        </w:tc>
-      </w:tr>
-      <w:tr>
-        <w:tblPrEx>
-          <w:tblBorders>
-            <w:top w:val="single" w:color="000000" w:sz="12" w:space="0"/>
-            <w:left w:val="none" w:color="auto" w:sz="0" w:space="0"/>
-            <w:bottom w:val="single" w:color="000000" w:sz="12" w:space="0"/>
-            <w:right w:val="none" w:color="auto" w:sz="0" w:space="0"/>
-            <w:insideH w:val="single" w:color="000000" w:sz="6" w:space="0"/>
-            <w:insideV w:val="none" w:color="auto" w:sz="0" w:space="0"/>
-          </w:tblBorders>
-          <w:tblCellMar>
-            <w:top w:w="0" w:type="dxa"/>
-            <w:left w:w="108" w:type="dxa"/>
-            <w:bottom w:w="0" w:type="dxa"/>
-            <w:right w:w="108" w:type="dxa"/>
-          </w:tblCellMar>
-        </w:tblPrEx>
-        <w:trPr>
-          <w:jc w:val="center"/>
-        </w:trPr>
-        <w:tc>
-          <w:tcPr>
-            <w:tcW w:w="680" w:type="dxa"/>
-            <w:tcBorders>
-              <w:bottom w:val="single" w:color="000000" w:sz="8" w:space="0"/>
-            </w:tcBorders>
-            <w:vAlign w:val="center"/>
-          </w:tcPr>
-          <w:p>
-            <w:pPr>
-              <w:ind w:firstLine="0" w:firstLineChars="0"/>
-              <w:rPr>
-                <w:rFonts w:hint="eastAsia"/>
-              </w:rPr>
-            </w:pPr>
-            <w:r>
-              <w:t>4</w:t>
-            </w:r>
-          </w:p>
-        </w:tc>
-        <w:tc>
-          <w:tcPr>
-            <w:tcW w:w="1871" w:type="dxa"/>
-            <w:tcBorders>
-              <w:bottom w:val="single" w:color="000000" w:sz="8" w:space="0"/>
-            </w:tcBorders>
-            <w:vAlign w:val="center"/>
-          </w:tcPr>
-          <w:p>
-            <w:pPr>
-              <w:ind w:firstLine="0" w:firstLineChars="0"/>
-              <w:rPr>
-                <w:rFonts w:hint="eastAsia"/>
-              </w:rPr>
-            </w:pPr>
-            <w:r>
               <w:t>库存不足</w:t>
             </w:r>
           </w:p>
@@ -47863,27 +47943,45 @@
       <w:pPr>
         <w:ind w:firstLine="480"/>
         <w:rPr>
+          <w:rFonts w:hint="eastAsia" w:eastAsia="宋体"/>
+          <w:lang w:eastAsia="zh-CN"/>
+        </w:rPr>
+      </w:pPr>
+      <w:r>
+        <w:t>第一，系统核心功能已基本实现，能够满足登录注册、资讯浏览、票务预订、订单支付、评论点赞、购物车结算、积分兑换和后台管理等需求。</w:t>
+      </w:r>
+    </w:p>
+    <w:p>
+      <w:pPr>
+        <w:ind w:firstLine="480"/>
+        <w:rPr>
+          <w:rFonts w:hint="eastAsia" w:eastAsia="宋体"/>
+          <w:lang w:eastAsia="zh-CN"/>
+        </w:rPr>
+      </w:pPr>
+      <w:r>
+        <w:t>第二，数据库结构设计较为合理，外键关系和唯一索引在业务一致性方面发挥了明显作用，特别是在实名购票、重复收藏和重复打卡等场景中具有较强约束力。</w:t>
+      </w:r>
+    </w:p>
+    <w:p>
+      <w:pPr>
+        <w:ind w:firstLine="480"/>
+        <w:rPr>
+          <w:rFonts w:hint="eastAsia" w:eastAsia="宋体"/>
+          <w:lang w:eastAsia="zh-CN"/>
+        </w:rPr>
+      </w:pPr>
+      <w:r>
+        <w:t>第三，系统在常规测试环境下运行稳定，关键业务流程闭环清晰，具备毕业设计成果展示所需的完整性。</w:t>
+      </w:r>
+    </w:p>
+    <w:p>
+      <w:pPr>
+        <w:ind w:firstLine="480"/>
+        <w:rPr>
           <w:rFonts w:hint="eastAsia"/>
         </w:rPr>
       </w:pPr>
-      <w:r>
-        <w:t>第一，系统核心功能已基本实现，能够满足登录注册、资讯浏览、票务预订、订单支付、评论点赞、购物车结算、积分兑换和后台管理等需求。</w:t>
-      </w:r>
-      <w:r>
-        <w:br w:type="textWrapping"/>
-      </w:r>
-      <w:r>
-        <w:t>第二，数据库结构设计较为合理，外键关系和唯一索引在业务一致性方面发挥了明显作用，特别是在实名购票、重复收藏和重复打卡等场景中具有较强约束力。</w:t>
-      </w:r>
-      <w:r>
-        <w:br w:type="textWrapping"/>
-      </w:r>
-      <w:r>
-        <w:t>第三，系统在常规测试环境下运行稳定，关键业务流程闭环清晰，具备毕业设计成果展示所需的完整性。</w:t>
-      </w:r>
-      <w:r>
-        <w:br w:type="textWrapping"/>
-      </w:r>
       <w:r>
         <w:t>第四，系统在高并发售票优化、第三方支付接入、消息通知和更精细的运营分析方面仍有进一步拓展空间。</w:t>
       </w:r>
@@ -47932,15 +48030,21 @@
       <w:pPr>
         <w:ind w:firstLine="480"/>
         <w:rPr>
+          <w:rFonts w:hint="eastAsia" w:eastAsia="宋体"/>
+          <w:lang w:eastAsia="zh-CN"/>
+        </w:rPr>
+      </w:pPr>
+      <w:r>
+        <w:t>在需求分析阶段，本文从普通用户和管理员两个角色出发，明确了系统需要覆盖登录注册、用户中心、音乐资讯、票务预订、购物车与结算、订单支付、社交互动、积分商城以及后台管理等核心功能。在总体设计阶段，本文结合前后端分离架构与22张数据表完成了系统模块设计和数据库设计，构建了较完整的数据模型。在详细设计与实现阶段，围绕认证、票务、订单、资讯、互动、积分和仪表盘等模块进行了说明，重点分析了实名购票、库存一致性、统一订单模型和积分闭环等关键问题。在测试阶段，通过功能测试、流程测试和异常测试验证了系统的完整性与可用性。</w:t>
+      </w:r>
+    </w:p>
+    <w:p>
+      <w:pPr>
+        <w:ind w:firstLine="480"/>
+        <w:rPr>
           <w:rFonts w:hint="eastAsia"/>
         </w:rPr>
       </w:pPr>
-      <w:r>
-        <w:t>在需求分析阶段，本文从普通用户和管理员两个角色出发，明确了系统需要覆盖登录注册、用户中心、音乐资讯、票务预订、购物车与结算、订单支付、社交互动、积分商城以及后台管理等核心功能。在总体设计阶段，本文结合前后端分离架构与22张数据表完成了系统模块设计和数据库设计，构建了较完整的数据模型。在详细设计与实现阶段，围绕认证、票务、订单、资讯、互动、积分和仪表盘等模块进行了说明，重点分析了实名购票、库存一致性、统一订单模型和积分闭环等关键问题。在测试阶段，通过功能测试、流程测试和异常测试验证了系统的完整性与可用性。</w:t>
-      </w:r>
-      <w:r>
-        <w:br w:type="textWrapping"/>
-      </w:r>
       <w:r>
         <w:t>从最终效果来看，本系统基本实现了音乐节活动平台所需的主要业务流程，具备以下特点：一是用户端功能相对完整，能够支持从信息浏览到消费转化再到互动留存的连续链路；二是后台管理模块较为清晰，便于管理员对票务、资讯、订单、积分和用户进行统一维护；三是数据库设计具备较好的业务约束能力，能够在重复购票、重复收藏和重复打卡等典型场景中发挥作用；四是系统具备一定的可扩展性，可在后期继续接入更丰富的运营能力。</w:t>
       </w:r>
@@ -47970,15 +48074,21 @@
       <w:pPr>
         <w:ind w:firstLine="480"/>
         <w:rPr>
+          <w:rFonts w:hint="eastAsia" w:eastAsia="宋体"/>
+          <w:lang w:eastAsia="zh-CN"/>
+        </w:rPr>
+      </w:pPr>
+      <w:r>
+        <w:t>针对上述不足，后续可以从以下方向继续优化：</w:t>
+      </w:r>
+    </w:p>
+    <w:p>
+      <w:pPr>
+        <w:ind w:firstLine="480"/>
+        <w:rPr>
           <w:rFonts w:hint="eastAsia"/>
         </w:rPr>
       </w:pPr>
-      <w:r>
-        <w:t>针对上述不足，后续可以从以下方向继续优化：</w:t>
-      </w:r>
-      <w:r>
-        <w:br w:type="textWrapping"/>
-      </w:r>
       <w:r>
         <w:t>第一，接入真实支付能力与订单回调机制，实现更完整的支付状态管理和异常补偿处理。第二，引入Redis缓存和消息队列，对热点票务数据进行削峰处理，提升高并发场景下的稳定性。第三，扩展消息通知中心，为用户提供购票成功提醒、活动开场提醒、物流提醒和积分到账提醒等服务。第四，增强管理后台的数据分析功能，引入更丰富的图表展示，对用户增长、票务销售、内容传播和兑换行为进行多维统计。第五，围绕沈阳本地文化特色继续深化平台内容，例如本土乐队专题、城市打卡路线、联名商品专区和城市文旅推荐等，使平台更具差异化竞争力。第六，进一步完善移动端体验，适配微信小程序或H5场景，以满足音乐节用户在出行和现场使用中的即时访问需求。</w:t>
       </w:r>
